--- a/appendix/Doc - 20260402 - v1 (by 20260414).docx
+++ b/appendix/Doc - 20260402 - v1 (by 20260414).docx
@@ -3338,14 +3338,7 @@
           <w:rStyle w:val="a3"/>
           <w:color w:val="2F5496" w:themeColor="accent1" w:themeShade="BF"/>
         </w:rPr>
-        <w:t xml:space="preserve">Configure the </w:t>
-      </w:r>
-      <w:r>
-        <w:rPr>
-          <w:rStyle w:val="a3"/>
-          <w:color w:val="2F5496" w:themeColor="accent1" w:themeShade="BF"/>
-        </w:rPr>
-        <w:t>password-free SSH</w:t>
+        <w:t>Configure the password-free SSH</w:t>
       </w:r>
     </w:p>
     <w:p>
@@ -3926,13 +3919,7 @@
         <w:rPr>
           <w:rFonts w:ascii="Times New Roman" w:eastAsia="宋体" w:hAnsi="Times New Roman" w:cs="Times New Roman"/>
         </w:rPr>
-        <w:t>onfigure</w:t>
-      </w:r>
-      <w:r>
-        <w:rPr>
-          <w:rFonts w:ascii="Times New Roman" w:eastAsia="宋体" w:hAnsi="Times New Roman" w:cs="Times New Roman"/>
-        </w:rPr>
-        <w:t xml:space="preserve"> the 172.31.210.67,</w:t>
+        <w:t>onfigure the 172.31.210.67,</w:t>
       </w:r>
     </w:p>
     <w:tbl>
@@ -3985,15 +3972,118 @@
           <w:p>
             <w:pPr>
               <w:rPr>
+                <w:rFonts w:ascii="Times New Roman" w:eastAsia="宋体" w:hAnsi="Times New Roman" w:cs="Times New Roman"/>
+              </w:rPr>
+            </w:pPr>
+          </w:p>
+          <w:p>
+            <w:pPr>
+              <w:rPr>
+                <w:rFonts w:ascii="Times New Roman" w:eastAsia="宋体" w:hAnsi="Times New Roman" w:cs="Times New Roman"/>
+              </w:rPr>
+            </w:pPr>
+            <w:r>
+              <w:rPr>
                 <w:rFonts w:ascii="Times New Roman" w:eastAsia="宋体" w:hAnsi="Times New Roman" w:cs="Times New Roman" w:hint="eastAsia"/>
               </w:rPr>
-            </w:pPr>
-          </w:p>
-          <w:p>
-            <w:pPr>
+              <w:t>$</w:t>
+            </w:r>
+            <w:r>
               <w:rPr>
                 <w:rFonts w:ascii="Times New Roman" w:eastAsia="宋体" w:hAnsi="Times New Roman" w:cs="Times New Roman"/>
               </w:rPr>
+              <w:t xml:space="preserve"> </w:t>
+            </w:r>
+            <w:proofErr w:type="spellStart"/>
+            <w:r>
+              <w:rPr>
+                <w:rFonts w:ascii="Times New Roman" w:eastAsia="宋体" w:hAnsi="Times New Roman" w:cs="Times New Roman"/>
+              </w:rPr>
+              <w:t>ssh</w:t>
+            </w:r>
+            <w:proofErr w:type="spellEnd"/>
+            <w:r>
+              <w:rPr>
+                <w:rFonts w:ascii="Times New Roman" w:eastAsia="宋体" w:hAnsi="Times New Roman" w:cs="Times New Roman"/>
+              </w:rPr>
+              <w:t xml:space="preserve"> root@172.31.210.70 '</w:t>
+            </w:r>
+            <w:proofErr w:type="spellStart"/>
+            <w:r>
+              <w:rPr>
+                <w:rFonts w:ascii="Times New Roman" w:eastAsia="宋体" w:hAnsi="Times New Roman" w:cs="Times New Roman"/>
+              </w:rPr>
+              <w:t>mkdir</w:t>
+            </w:r>
+            <w:proofErr w:type="spellEnd"/>
+            <w:r>
+              <w:rPr>
+                <w:rFonts w:ascii="Times New Roman" w:eastAsia="宋体" w:hAnsi="Times New Roman" w:cs="Times New Roman"/>
+              </w:rPr>
+              <w:t xml:space="preserve"> -p .</w:t>
+            </w:r>
+            <w:proofErr w:type="spellStart"/>
+            <w:r>
+              <w:rPr>
+                <w:rFonts w:ascii="Times New Roman" w:eastAsia="宋体" w:hAnsi="Times New Roman" w:cs="Times New Roman"/>
+              </w:rPr>
+              <w:t>ssh</w:t>
+            </w:r>
+            <w:proofErr w:type="spellEnd"/>
+            <w:r>
+              <w:rPr>
+                <w:rFonts w:ascii="Times New Roman" w:eastAsia="宋体" w:hAnsi="Times New Roman" w:cs="Times New Roman"/>
+              </w:rPr>
+              <w:t xml:space="preserve"> &amp;&amp; cat &gt; .</w:t>
+            </w:r>
+            <w:proofErr w:type="spellStart"/>
+            <w:r>
+              <w:rPr>
+                <w:rFonts w:ascii="Times New Roman" w:eastAsia="宋体" w:hAnsi="Times New Roman" w:cs="Times New Roman"/>
+              </w:rPr>
+              <w:t>ssh</w:t>
+            </w:r>
+            <w:proofErr w:type="spellEnd"/>
+            <w:r>
+              <w:rPr>
+                <w:rFonts w:ascii="Times New Roman" w:eastAsia="宋体" w:hAnsi="Times New Roman" w:cs="Times New Roman"/>
+              </w:rPr>
+              <w:t>/</w:t>
+            </w:r>
+            <w:proofErr w:type="spellStart"/>
+            <w:r>
+              <w:rPr>
+                <w:rFonts w:ascii="Times New Roman" w:eastAsia="宋体" w:hAnsi="Times New Roman" w:cs="Times New Roman"/>
+              </w:rPr>
+              <w:t>authorized_keys</w:t>
+            </w:r>
+            <w:proofErr w:type="spellEnd"/>
+            <w:r>
+              <w:rPr>
+                <w:rFonts w:ascii="Times New Roman" w:eastAsia="宋体" w:hAnsi="Times New Roman" w:cs="Times New Roman"/>
+              </w:rPr>
+              <w:t>' &lt; ~/.</w:t>
+            </w:r>
+            <w:proofErr w:type="spellStart"/>
+            <w:r>
+              <w:rPr>
+                <w:rFonts w:ascii="Times New Roman" w:eastAsia="宋体" w:hAnsi="Times New Roman" w:cs="Times New Roman"/>
+              </w:rPr>
+              <w:t>ssh</w:t>
+            </w:r>
+            <w:proofErr w:type="spellEnd"/>
+            <w:r>
+              <w:rPr>
+                <w:rFonts w:ascii="Times New Roman" w:eastAsia="宋体" w:hAnsi="Times New Roman" w:cs="Times New Roman"/>
+              </w:rPr>
+              <w:t>/id_rsa.pub</w:t>
+            </w:r>
+          </w:p>
+          <w:p>
+            <w:pPr>
+              <w:rPr>
+                <w:rFonts w:ascii="Times New Roman" w:eastAsia="宋体" w:hAnsi="Times New Roman" w:cs="Times New Roman"/>
+              </w:rPr>
             </w:pPr>
             <w:r>
               <w:rPr>
@@ -4019,7 +4109,19 @@
               <w:rPr>
                 <w:rFonts w:ascii="Times New Roman" w:eastAsia="宋体" w:hAnsi="Times New Roman" w:cs="Times New Roman"/>
               </w:rPr>
-              <w:t xml:space="preserve"> root@172.31.210.70 '</w:t>
+              <w:t xml:space="preserve"> root@172.31.210.7</w:t>
+            </w:r>
+            <w:r>
+              <w:rPr>
+                <w:rFonts w:ascii="Times New Roman" w:eastAsia="宋体" w:hAnsi="Times New Roman" w:cs="Times New Roman"/>
+              </w:rPr>
+              <w:t>1</w:t>
+            </w:r>
+            <w:r>
+              <w:rPr>
+                <w:rFonts w:ascii="Times New Roman" w:eastAsia="宋体" w:hAnsi="Times New Roman" w:cs="Times New Roman"/>
+              </w:rPr>
+              <w:t xml:space="preserve"> '</w:t>
             </w:r>
             <w:proofErr w:type="spellStart"/>
             <w:r>
@@ -4128,7 +4230,7 @@
               <w:rPr>
                 <w:rFonts w:ascii="Times New Roman" w:eastAsia="宋体" w:hAnsi="Times New Roman" w:cs="Times New Roman"/>
               </w:rPr>
-              <w:t>1</w:t>
+              <w:t>2</w:t>
             </w:r>
             <w:r>
               <w:rPr>
@@ -4243,7 +4345,7 @@
               <w:rPr>
                 <w:rFonts w:ascii="Times New Roman" w:eastAsia="宋体" w:hAnsi="Times New Roman" w:cs="Times New Roman"/>
               </w:rPr>
-              <w:t>2</w:t>
+              <w:t>3</w:t>
             </w:r>
             <w:r>
               <w:rPr>
@@ -4358,7 +4460,7 @@
               <w:rPr>
                 <w:rFonts w:ascii="Times New Roman" w:eastAsia="宋体" w:hAnsi="Times New Roman" w:cs="Times New Roman"/>
               </w:rPr>
-              <w:t>3</w:t>
+              <w:t>4</w:t>
             </w:r>
             <w:r>
               <w:rPr>
@@ -4473,7 +4575,7 @@
               <w:rPr>
                 <w:rFonts w:ascii="Times New Roman" w:eastAsia="宋体" w:hAnsi="Times New Roman" w:cs="Times New Roman"/>
               </w:rPr>
-              <w:t>4</w:t>
+              <w:t>5</w:t>
             </w:r>
             <w:r>
               <w:rPr>
@@ -4588,7 +4690,7 @@
               <w:rPr>
                 <w:rFonts w:ascii="Times New Roman" w:eastAsia="宋体" w:hAnsi="Times New Roman" w:cs="Times New Roman"/>
               </w:rPr>
-              <w:t>5</w:t>
+              <w:t>6</w:t>
             </w:r>
             <w:r>
               <w:rPr>
@@ -4703,7 +4805,7 @@
               <w:rPr>
                 <w:rFonts w:ascii="Times New Roman" w:eastAsia="宋体" w:hAnsi="Times New Roman" w:cs="Times New Roman"/>
               </w:rPr>
-              <w:t>6</w:t>
+              <w:t>7</w:t>
             </w:r>
             <w:r>
               <w:rPr>
@@ -4818,7 +4920,7 @@
               <w:rPr>
                 <w:rFonts w:ascii="Times New Roman" w:eastAsia="宋体" w:hAnsi="Times New Roman" w:cs="Times New Roman"/>
               </w:rPr>
-              <w:t>7</w:t>
+              <w:t>8</w:t>
             </w:r>
             <w:r>
               <w:rPr>
@@ -4901,121 +5003,6 @@
             <w:pPr>
               <w:rPr>
                 <w:rFonts w:ascii="Times New Roman" w:eastAsia="宋体" w:hAnsi="Times New Roman" w:cs="Times New Roman"/>
-              </w:rPr>
-            </w:pPr>
-            <w:r>
-              <w:rPr>
-                <w:rFonts w:ascii="Times New Roman" w:eastAsia="宋体" w:hAnsi="Times New Roman" w:cs="Times New Roman" w:hint="eastAsia"/>
-              </w:rPr>
-              <w:t>$</w:t>
-            </w:r>
-            <w:r>
-              <w:rPr>
-                <w:rFonts w:ascii="Times New Roman" w:eastAsia="宋体" w:hAnsi="Times New Roman" w:cs="Times New Roman"/>
-              </w:rPr>
-              <w:t xml:space="preserve"> </w:t>
-            </w:r>
-            <w:proofErr w:type="spellStart"/>
-            <w:r>
-              <w:rPr>
-                <w:rFonts w:ascii="Times New Roman" w:eastAsia="宋体" w:hAnsi="Times New Roman" w:cs="Times New Roman"/>
-              </w:rPr>
-              <w:t>ssh</w:t>
-            </w:r>
-            <w:proofErr w:type="spellEnd"/>
-            <w:r>
-              <w:rPr>
-                <w:rFonts w:ascii="Times New Roman" w:eastAsia="宋体" w:hAnsi="Times New Roman" w:cs="Times New Roman"/>
-              </w:rPr>
-              <w:t xml:space="preserve"> root@172.31.210.7</w:t>
-            </w:r>
-            <w:r>
-              <w:rPr>
-                <w:rFonts w:ascii="Times New Roman" w:eastAsia="宋体" w:hAnsi="Times New Roman" w:cs="Times New Roman"/>
-              </w:rPr>
-              <w:t>8</w:t>
-            </w:r>
-            <w:r>
-              <w:rPr>
-                <w:rFonts w:ascii="Times New Roman" w:eastAsia="宋体" w:hAnsi="Times New Roman" w:cs="Times New Roman"/>
-              </w:rPr>
-              <w:t xml:space="preserve"> '</w:t>
-            </w:r>
-            <w:proofErr w:type="spellStart"/>
-            <w:r>
-              <w:rPr>
-                <w:rFonts w:ascii="Times New Roman" w:eastAsia="宋体" w:hAnsi="Times New Roman" w:cs="Times New Roman"/>
-              </w:rPr>
-              <w:t>mkdir</w:t>
-            </w:r>
-            <w:proofErr w:type="spellEnd"/>
-            <w:r>
-              <w:rPr>
-                <w:rFonts w:ascii="Times New Roman" w:eastAsia="宋体" w:hAnsi="Times New Roman" w:cs="Times New Roman"/>
-              </w:rPr>
-              <w:t xml:space="preserve"> -p .</w:t>
-            </w:r>
-            <w:proofErr w:type="spellStart"/>
-            <w:r>
-              <w:rPr>
-                <w:rFonts w:ascii="Times New Roman" w:eastAsia="宋体" w:hAnsi="Times New Roman" w:cs="Times New Roman"/>
-              </w:rPr>
-              <w:t>ssh</w:t>
-            </w:r>
-            <w:proofErr w:type="spellEnd"/>
-            <w:r>
-              <w:rPr>
-                <w:rFonts w:ascii="Times New Roman" w:eastAsia="宋体" w:hAnsi="Times New Roman" w:cs="Times New Roman"/>
-              </w:rPr>
-              <w:t xml:space="preserve"> &amp;&amp; cat &gt; .</w:t>
-            </w:r>
-            <w:proofErr w:type="spellStart"/>
-            <w:r>
-              <w:rPr>
-                <w:rFonts w:ascii="Times New Roman" w:eastAsia="宋体" w:hAnsi="Times New Roman" w:cs="Times New Roman"/>
-              </w:rPr>
-              <w:t>ssh</w:t>
-            </w:r>
-            <w:proofErr w:type="spellEnd"/>
-            <w:r>
-              <w:rPr>
-                <w:rFonts w:ascii="Times New Roman" w:eastAsia="宋体" w:hAnsi="Times New Roman" w:cs="Times New Roman"/>
-              </w:rPr>
-              <w:t>/</w:t>
-            </w:r>
-            <w:proofErr w:type="spellStart"/>
-            <w:r>
-              <w:rPr>
-                <w:rFonts w:ascii="Times New Roman" w:eastAsia="宋体" w:hAnsi="Times New Roman" w:cs="Times New Roman"/>
-              </w:rPr>
-              <w:t>authorized_keys</w:t>
-            </w:r>
-            <w:proofErr w:type="spellEnd"/>
-            <w:r>
-              <w:rPr>
-                <w:rFonts w:ascii="Times New Roman" w:eastAsia="宋体" w:hAnsi="Times New Roman" w:cs="Times New Roman"/>
-              </w:rPr>
-              <w:t>' &lt; ~/.</w:t>
-            </w:r>
-            <w:proofErr w:type="spellStart"/>
-            <w:r>
-              <w:rPr>
-                <w:rFonts w:ascii="Times New Roman" w:eastAsia="宋体" w:hAnsi="Times New Roman" w:cs="Times New Roman"/>
-              </w:rPr>
-              <w:t>ssh</w:t>
-            </w:r>
-            <w:proofErr w:type="spellEnd"/>
-            <w:r>
-              <w:rPr>
-                <w:rFonts w:ascii="Times New Roman" w:eastAsia="宋体" w:hAnsi="Times New Roman" w:cs="Times New Roman"/>
-              </w:rPr>
-              <w:t>/id_rsa.pub</w:t>
-            </w:r>
-          </w:p>
-          <w:p>
-            <w:pPr>
-              <w:rPr>
-                <w:rFonts w:ascii="Times New Roman" w:eastAsia="宋体" w:hAnsi="Times New Roman" w:cs="Times New Roman" w:hint="eastAsia"/>
               </w:rPr>
             </w:pPr>
             <w:r>
@@ -5189,14 +5176,14 @@
     <w:p>
       <w:pPr>
         <w:rPr>
-          <w:rFonts w:ascii="Times New Roman" w:eastAsia="宋体" w:hAnsi="Times New Roman" w:cs="Times New Roman" w:hint="eastAsia"/>
+          <w:rFonts w:ascii="Times New Roman" w:eastAsia="宋体" w:hAnsi="Times New Roman" w:cs="Times New Roman"/>
         </w:rPr>
       </w:pPr>
     </w:p>
     <w:p>
       <w:pPr>
         <w:rPr>
-          <w:rFonts w:ascii="Times New Roman" w:eastAsia="宋体" w:hAnsi="Times New Roman" w:cs="Times New Roman" w:hint="eastAsia"/>
+          <w:rFonts w:ascii="Times New Roman" w:eastAsia="宋体" w:hAnsi="Times New Roman" w:cs="Times New Roman"/>
         </w:rPr>
       </w:pPr>
     </w:p>
@@ -5734,13 +5721,7 @@
         <w:t>Prepare Fabric Multiple Nodes</w:t>
       </w:r>
     </w:p>
-    <w:p>
-      <w:pPr>
-        <w:rPr>
-          <w:rFonts w:hint="eastAsia"/>
-        </w:rPr>
-      </w:pPr>
-    </w:p>
+    <w:p/>
     <w:p>
       <w:pPr>
         <w:pStyle w:val="2"/>
@@ -6412,11 +6393,6 @@
     </w:tbl>
     <w:p/>
     <w:p>
-      <w:pPr>
-        <w:rPr>
-          <w:rFonts w:hint="eastAsia"/>
-        </w:rPr>
-      </w:pPr>
       <w:r>
         <w:rPr>
           <w:b/>
@@ -6558,11 +6534,6 @@
     <w:p/>
     <w:p/>
     <w:p>
-      <w:pPr>
-        <w:rPr>
-          <w:rFonts w:hint="eastAsia"/>
-        </w:rPr>
-      </w:pPr>
       <w:r>
         <w:rPr>
           <w:rFonts w:hint="eastAsia"/>
@@ -6689,11 +6660,6 @@
     </w:tbl>
     <w:p/>
     <w:p>
-      <w:pPr>
-        <w:rPr>
-          <w:rFonts w:hint="eastAsia"/>
-        </w:rPr>
-      </w:pPr>
       <w:r>
         <w:rPr>
           <w:rFonts w:hint="eastAsia"/>
@@ -7232,19 +7198,8 @@
         </w:tc>
       </w:tr>
     </w:tbl>
-    <w:p>
-      <w:pPr>
-        <w:rPr>
-          <w:rFonts w:hint="eastAsia"/>
-        </w:rPr>
-      </w:pPr>
-    </w:p>
-    <w:p>
-      <w:pPr>
-        <w:rPr>
-          <w:rFonts w:hint="eastAsia"/>
-        </w:rPr>
-      </w:pPr>
+    <w:p/>
+    <w:p>
       <w:r>
         <w:rPr>
           <w:rFonts w:hint="eastAsia"/>
@@ -7275,10 +7230,7 @@
         <w:t>:</w:t>
       </w:r>
       <w:r>
-        <w:t xml:space="preserve"> Install the docker</w:t>
-      </w:r>
-      <w:r>
-        <w:t>-compose</w:t>
+        <w:t xml:space="preserve"> Install the docker-compose</w:t>
       </w:r>
     </w:p>
     <w:tbl>
@@ -7516,34 +7468,17 @@
           <w:b/>
           <w:bCs/>
         </w:rPr>
-        <w:t xml:space="preserve">5 (Condition: </w:t>
+        <w:t>5 (Condition: Within the Great Wall)</w:t>
       </w:r>
       <w:r>
         <w:rPr>
           <w:b/>
           <w:bCs/>
         </w:rPr>
-        <w:t>Within</w:t>
-      </w:r>
-      <w:r>
-        <w:rPr>
-          <w:b/>
-          <w:bCs/>
-        </w:rPr>
-        <w:t xml:space="preserve"> the Great Wall)</w:t>
-      </w:r>
-      <w:r>
-        <w:rPr>
-          <w:b/>
-          <w:bCs/>
-        </w:rPr>
         <w:t>:</w:t>
       </w:r>
       <w:r>
-        <w:t xml:space="preserve"> Install the docker-comp</w:t>
-      </w:r>
-      <w:r>
-        <w:t>ose</w:t>
+        <w:t xml:space="preserve"> Install the docker-compose</w:t>
       </w:r>
     </w:p>
     <w:tbl>
@@ -7631,59 +7566,52 @@
           <w:p>
             <w:pPr>
               <w:rPr>
-                <w:rFonts w:cstheme="minorHAnsi" w:hint="eastAsia"/>
-                <w:color w:val="FF0000"/>
-              </w:rPr>
-            </w:pPr>
-            <w:r>
-              <w:rPr>
-                <w:rFonts w:cstheme="minorHAnsi"/>
-              </w:rPr>
-              <w:t>$</w:t>
-            </w:r>
-            <w:r>
-              <w:rPr>
                 <w:rFonts w:cstheme="minorHAnsi"/>
                 <w:color w:val="FF0000"/>
               </w:rPr>
+            </w:pPr>
+            <w:r>
+              <w:rPr>
+                <w:rFonts w:cstheme="minorHAnsi"/>
+              </w:rPr>
+              <w:t>$</w:t>
+            </w:r>
+            <w:r>
+              <w:rPr>
+                <w:rFonts w:cstheme="minorHAnsi"/>
+                <w:color w:val="FF0000"/>
+              </w:rPr>
               <w:t xml:space="preserve"> cd $HOME/downloads</w:t>
             </w:r>
           </w:p>
           <w:p>
             <w:pPr>
               <w:rPr>
+                <w:color w:val="FF0000"/>
+              </w:rPr>
+            </w:pPr>
+            <w:r>
+              <w:rPr>
                 <w:rFonts w:hint="eastAsia"/>
+              </w:rPr>
+              <w:t>$</w:t>
+            </w:r>
+            <w:r>
+              <w:t xml:space="preserve"> </w:t>
+            </w:r>
+            <w:proofErr w:type="spellStart"/>
+            <w:r>
+              <w:rPr>
                 <w:color w:val="FF0000"/>
               </w:rPr>
-            </w:pPr>
-            <w:r>
-              <w:rPr>
-                <w:rFonts w:hint="eastAsia"/>
-              </w:rPr>
-              <w:t>$</w:t>
-            </w:r>
-            <w:r>
-              <w:t xml:space="preserve"> </w:t>
-            </w:r>
-            <w:proofErr w:type="spellStart"/>
+              <w:t>wget</w:t>
+            </w:r>
+            <w:proofErr w:type="spellEnd"/>
             <w:r>
               <w:rPr>
                 <w:color w:val="FF0000"/>
               </w:rPr>
-              <w:t>wget</w:t>
-            </w:r>
-            <w:proofErr w:type="spellEnd"/>
-            <w:r>
-              <w:rPr>
-                <w:color w:val="FF0000"/>
-              </w:rPr>
-              <w:t xml:space="preserve"> </w:t>
-            </w:r>
-            <w:r>
-              <w:rPr>
-                <w:color w:val="FF0000"/>
-              </w:rPr>
-              <w:t>https://gitee.com/joe32065/fabric_2_2/releases/download/fabric-v2.2.0/docker-compose</w:t>
+              <w:t xml:space="preserve"> https://gitee.com/joe32065/fabric_2_2/releases/download/fabric-v2.2.0/docker-compose</w:t>
             </w:r>
           </w:p>
           <w:p>
@@ -7797,11 +7725,6 @@
     <w:p/>
     <w:p/>
     <w:p>
-      <w:pPr>
-        <w:rPr>
-          <w:rFonts w:hint="eastAsia"/>
-        </w:rPr>
-      </w:pPr>
       <w:r>
         <w:rPr>
           <w:rFonts w:hint="eastAsia"/>
@@ -7823,41 +7746,17 @@
           <w:b/>
           <w:bCs/>
         </w:rPr>
-        <w:t>6</w:t>
+        <w:t>6 (Condition: Outside the Great Wall)</w:t>
       </w:r>
       <w:r>
         <w:rPr>
           <w:b/>
           <w:bCs/>
         </w:rPr>
-        <w:t xml:space="preserve"> (Condition: </w:t>
-      </w:r>
-      <w:r>
-        <w:rPr>
-          <w:b/>
-          <w:bCs/>
-        </w:rPr>
-        <w:t>Outside</w:t>
-      </w:r>
-      <w:r>
-        <w:rPr>
-          <w:b/>
-          <w:bCs/>
-        </w:rPr>
-        <w:t xml:space="preserve"> the Great Wall)</w:t>
-      </w:r>
-      <w:r>
-        <w:rPr>
-          <w:b/>
-          <w:bCs/>
-        </w:rPr>
         <w:t>:</w:t>
       </w:r>
       <w:r>
-        <w:t xml:space="preserve"> Install the </w:t>
-      </w:r>
-      <w:r>
-        <w:t>Golang,</w:t>
+        <w:t xml:space="preserve"> Install the Golang,</w:t>
       </w:r>
     </w:p>
     <w:tbl>
@@ -8049,8 +7948,18 @@
                 <w:szCs w:val="22"/>
               </w:rPr>
               <w:br/>
-              <w:t>$ source ~/.bashrc</w:t>
-            </w:r>
+              <w:t>$ source ~/.</w:t>
+            </w:r>
+            <w:proofErr w:type="spellStart"/>
+            <w:r>
+              <w:rPr>
+                <w:rFonts w:asciiTheme="minorHAnsi" w:hAnsiTheme="minorHAnsi" w:cstheme="minorHAnsi"/>
+                <w:sz w:val="22"/>
+                <w:szCs w:val="22"/>
+              </w:rPr>
+              <w:t>bashrc</w:t>
+            </w:r>
+            <w:proofErr w:type="spellEnd"/>
             <w:r>
               <w:rPr>
                 <w:rFonts w:asciiTheme="minorHAnsi" w:hAnsiTheme="minorHAnsi" w:cstheme="minorHAnsi"/>
@@ -8065,7 +7974,7 @@
             <w:pPr>
               <w:pStyle w:val="HTML"/>
               <w:rPr>
-                <w:rFonts w:asciiTheme="minorHAnsi" w:eastAsiaTheme="minorEastAsia" w:hAnsiTheme="minorHAnsi" w:cstheme="minorHAnsi" w:hint="eastAsia"/>
+                <w:rFonts w:asciiTheme="minorHAnsi" w:eastAsiaTheme="minorEastAsia" w:hAnsiTheme="minorHAnsi" w:cstheme="minorHAnsi"/>
                 <w:sz w:val="22"/>
                 <w:szCs w:val="22"/>
               </w:rPr>
@@ -8076,11 +7985,6 @@
     </w:tbl>
     <w:p/>
     <w:p>
-      <w:pPr>
-        <w:rPr>
-          <w:rFonts w:hint="eastAsia"/>
-        </w:rPr>
-      </w:pPr>
       <w:r>
         <w:rPr>
           <w:rFonts w:hint="eastAsia"/>
@@ -8101,21 +8005,7 @@
           <w:b/>
           <w:bCs/>
         </w:rPr>
-        <w:t xml:space="preserve">6 (Condition: </w:t>
-      </w:r>
-      <w:r>
-        <w:rPr>
-          <w:b/>
-          <w:bCs/>
-        </w:rPr>
-        <w:t>Within</w:t>
-      </w:r>
-      <w:r>
-        <w:rPr>
-          <w:b/>
-          <w:bCs/>
-        </w:rPr>
-        <w:t xml:space="preserve"> the Great Wall)</w:t>
+        <w:t>6 (Condition: Within the Great Wall)</w:t>
       </w:r>
       <w:r>
         <w:rPr>
@@ -8286,19 +8176,7 @@
               <w:rPr>
                 <w:color w:val="FF0000"/>
               </w:rPr>
-              <w:t>root@172.31.210.7</w:t>
-            </w:r>
-            <w:r>
-              <w:rPr>
-                <w:color w:val="FF0000"/>
-              </w:rPr>
-              <w:t>1</w:t>
-            </w:r>
-            <w:r>
-              <w:rPr>
-                <w:color w:val="FF0000"/>
-              </w:rPr>
-              <w:t>:$</w:t>
+              <w:t>root@172.31.210.71:$</w:t>
             </w:r>
             <w:proofErr w:type="gramEnd"/>
             <w:r>
@@ -8366,35 +8244,17 @@
               <w:rPr>
                 <w:color w:val="FF0000"/>
               </w:rPr>
-              <w:t>root@172.31.210.7</w:t>
-            </w:r>
+              <w:t>root@172.31.210.79:$</w:t>
+            </w:r>
+            <w:proofErr w:type="gramEnd"/>
             <w:r>
               <w:rPr>
                 <w:color w:val="FF0000"/>
               </w:rPr>
-              <w:t>9</w:t>
-            </w:r>
-            <w:r>
-              <w:rPr>
-                <w:color w:val="FF0000"/>
-              </w:rPr>
-              <w:t>:$</w:t>
-            </w:r>
-            <w:proofErr w:type="gramEnd"/>
-            <w:r>
-              <w:rPr>
-                <w:color w:val="FF0000"/>
-              </w:rPr>
               <w:t>HOME/downloads</w:t>
             </w:r>
           </w:p>
-          <w:p>
-            <w:pPr>
-              <w:rPr>
-                <w:rFonts w:hint="eastAsia"/>
-              </w:rPr>
-            </w:pPr>
-          </w:p>
+          <w:p/>
           <w:p>
             <w:pPr>
               <w:rPr>
@@ -8514,11 +8374,6 @@
     </w:tbl>
     <w:p/>
     <w:p>
-      <w:pPr>
-        <w:rPr>
-          <w:rFonts w:hint="eastAsia"/>
-        </w:rPr>
-      </w:pPr>
       <w:r>
         <w:rPr>
           <w:rFonts w:hint="eastAsia"/>
@@ -8549,10 +8404,7 @@
         <w:t>:</w:t>
       </w:r>
       <w:r>
-        <w:t xml:space="preserve"> Install the </w:t>
-      </w:r>
-      <w:r>
-        <w:t>Nodejs,</w:t>
+        <w:t xml:space="preserve"> Install the Nodejs,</w:t>
       </w:r>
     </w:p>
     <w:tbl>
@@ -8990,10 +8842,7 @@
         <w:t>:</w:t>
       </w:r>
       <w:r>
-        <w:t xml:space="preserve"> Install the </w:t>
-      </w:r>
-      <w:r>
-        <w:t>NTP,</w:t>
+        <w:t xml:space="preserve"> Install the NTP,</w:t>
       </w:r>
     </w:p>
     <w:tbl>
@@ -9107,19 +8956,8 @@
         <w:t>2.2.0</w:t>
       </w:r>
     </w:p>
-    <w:p>
-      <w:pPr>
-        <w:rPr>
-          <w:rFonts w:hint="eastAsia"/>
-        </w:rPr>
-      </w:pPr>
-    </w:p>
-    <w:p>
-      <w:pPr>
-        <w:rPr>
-          <w:rFonts w:hint="eastAsia"/>
-        </w:rPr>
-      </w:pPr>
+    <w:p/>
+    <w:p>
       <w:r>
         <w:rPr>
           <w:rFonts w:hint="eastAsia"/>
@@ -9140,27 +8978,17 @@
           <w:b/>
           <w:bCs/>
         </w:rPr>
-        <w:t>1</w:t>
+        <w:t>1 (Condition: Outside the Great Wall)</w:t>
       </w:r>
       <w:r>
         <w:rPr>
           <w:b/>
           <w:bCs/>
         </w:rPr>
-        <w:t xml:space="preserve"> (Condition: Outside the Great Wall)</w:t>
-      </w:r>
-      <w:r>
-        <w:rPr>
-          <w:b/>
-          <w:bCs/>
-        </w:rPr>
         <w:t>:</w:t>
       </w:r>
       <w:r>
-        <w:t xml:space="preserve"> Install </w:t>
-      </w:r>
-      <w:r>
-        <w:t>Fabric 2.2.0, including Fabric Samples,</w:t>
+        <w:t xml:space="preserve"> Install Fabric 2.2.0, including Fabric Samples,</w:t>
       </w:r>
     </w:p>
     <w:tbl>
@@ -9321,11 +9149,6 @@
     </w:tbl>
     <w:p/>
     <w:p>
-      <w:pPr>
-        <w:rPr>
-          <w:rFonts w:hint="eastAsia"/>
-        </w:rPr>
-      </w:pPr>
       <w:r>
         <w:rPr>
           <w:rFonts w:hint="eastAsia"/>
@@ -9346,21 +9169,7 @@
           <w:b/>
           <w:bCs/>
         </w:rPr>
-        <w:t xml:space="preserve">1 (Condition: </w:t>
-      </w:r>
-      <w:r>
-        <w:rPr>
-          <w:b/>
-          <w:bCs/>
-        </w:rPr>
-        <w:t>Within</w:t>
-      </w:r>
-      <w:r>
-        <w:rPr>
-          <w:b/>
-          <w:bCs/>
-        </w:rPr>
-        <w:t xml:space="preserve"> the Great Wall)</w:t>
+        <w:t>1 (Condition: Within the Great Wall)</w:t>
       </w:r>
       <w:r>
         <w:rPr>
@@ -9512,13 +9321,7 @@
               <w:t>cd fabric-v2.2.0/scripts</w:t>
             </w:r>
           </w:p>
-          <w:p>
-            <w:pPr>
-              <w:rPr>
-                <w:rFonts w:hint="eastAsia"/>
-              </w:rPr>
-            </w:pPr>
-          </w:p>
+          <w:p/>
         </w:tc>
       </w:tr>
     </w:tbl>
@@ -9546,11 +9349,9 @@
       <w:r>
         <w:t>()</w:t>
       </w:r>
-      <w:proofErr w:type="gramStart"/>
       <w:r>
         <w:t>”</w:t>
       </w:r>
-      <w:proofErr w:type="gramEnd"/>
       <w:r>
         <w:rPr>
           <w:rFonts w:hint="eastAsia"/>
@@ -9652,11 +9453,9 @@
       <w:r>
         <w:t>()</w:t>
       </w:r>
-      <w:proofErr w:type="gramStart"/>
       <w:r>
         <w:t>”</w:t>
       </w:r>
-      <w:proofErr w:type="gramEnd"/>
       <w:r>
         <w:rPr>
           <w:rFonts w:hint="eastAsia"/>
@@ -9716,11 +9515,6 @@
     </w:tbl>
     <w:p/>
     <w:p>
-      <w:pPr>
-        <w:rPr>
-          <w:rFonts w:hint="eastAsia"/>
-        </w:rPr>
-      </w:pPr>
       <w:r>
         <w:rPr>
           <w:rFonts w:hint="eastAsia"/>
@@ -9751,10 +9545,7 @@
         <w:t>:</w:t>
       </w:r>
       <w:r>
-        <w:t xml:space="preserve"> Install </w:t>
-      </w:r>
-      <w:r>
-        <w:t>docker images and fabric-samples,</w:t>
+        <w:t xml:space="preserve"> Install docker images and fabric-samples,</w:t>
       </w:r>
     </w:p>
     <w:tbl>
@@ -9830,9 +9621,28 @@
           <w:p>
             <w:pPr>
               <w:rPr>
+                <w:color w:val="FF0000"/>
+              </w:rPr>
+            </w:pPr>
+            <w:r>
+              <w:rPr>
                 <w:rFonts w:hint="eastAsia"/>
                 <w:color w:val="FF0000"/>
               </w:rPr>
+              <w:t>$</w:t>
+            </w:r>
+            <w:r>
+              <w:rPr>
+                <w:color w:val="FF0000"/>
+              </w:rPr>
+              <w:t xml:space="preserve"> cd $HOME</w:t>
+            </w:r>
+          </w:p>
+          <w:p>
+            <w:pPr>
+              <w:rPr>
+                <w:color w:val="FF0000"/>
+              </w:rPr>
             </w:pPr>
             <w:r>
               <w:rPr>
@@ -9845,26 +9655,196 @@
               <w:rPr>
                 <w:color w:val="FF0000"/>
               </w:rPr>
-              <w:t xml:space="preserve"> cd $HOME</w:t>
-            </w:r>
-          </w:p>
-          <w:p>
-            <w:pPr>
+              <w:t xml:space="preserve"> </w:t>
+            </w:r>
+            <w:proofErr w:type="spellStart"/>
+            <w:r>
               <w:rPr>
                 <w:color w:val="FF0000"/>
               </w:rPr>
-            </w:pPr>
-            <w:r>
-              <w:rPr>
-                <w:rFonts w:hint="eastAsia"/>
+              <w:t>sudo</w:t>
+            </w:r>
+            <w:proofErr w:type="spellEnd"/>
+            <w:r>
+              <w:rPr>
                 <w:color w:val="FF0000"/>
               </w:rPr>
-              <w:t>$</w:t>
-            </w:r>
+              <w:t xml:space="preserve"> </w:t>
+            </w:r>
+            <w:proofErr w:type="spellStart"/>
             <w:r>
               <w:rPr>
                 <w:color w:val="FF0000"/>
               </w:rPr>
+              <w:t>mkdir</w:t>
+            </w:r>
+            <w:proofErr w:type="spellEnd"/>
+            <w:r>
+              <w:rPr>
+                <w:color w:val="FF0000"/>
+              </w:rPr>
+              <w:t xml:space="preserve"> -p /</w:t>
+            </w:r>
+            <w:proofErr w:type="spellStart"/>
+            <w:r>
+              <w:rPr>
+                <w:color w:val="FF0000"/>
+              </w:rPr>
+              <w:t>etc</w:t>
+            </w:r>
+            <w:proofErr w:type="spellEnd"/>
+            <w:r>
+              <w:rPr>
+                <w:color w:val="FF0000"/>
+              </w:rPr>
+              <w:t>/docker</w:t>
+            </w:r>
+          </w:p>
+          <w:p>
+            <w:pPr>
+              <w:rPr>
+                <w:color w:val="FF0000"/>
+              </w:rPr>
+            </w:pPr>
+            <w:r>
+              <w:rPr>
+                <w:color w:val="FF0000"/>
+              </w:rPr>
+              <w:t xml:space="preserve">$ </w:t>
+            </w:r>
+            <w:proofErr w:type="spellStart"/>
+            <w:r>
+              <w:rPr>
+                <w:color w:val="FF0000"/>
+              </w:rPr>
+              <w:t>sudo</w:t>
+            </w:r>
+            <w:proofErr w:type="spellEnd"/>
+            <w:r>
+              <w:rPr>
+                <w:color w:val="FF0000"/>
+              </w:rPr>
+              <w:t xml:space="preserve"> tee /</w:t>
+            </w:r>
+            <w:proofErr w:type="spellStart"/>
+            <w:r>
+              <w:rPr>
+                <w:color w:val="FF0000"/>
+              </w:rPr>
+              <w:t>etc</w:t>
+            </w:r>
+            <w:proofErr w:type="spellEnd"/>
+            <w:r>
+              <w:rPr>
+                <w:color w:val="FF0000"/>
+              </w:rPr>
+              <w:t>/docker/</w:t>
+            </w:r>
+            <w:proofErr w:type="spellStart"/>
+            <w:r>
+              <w:rPr>
+                <w:color w:val="FF0000"/>
+              </w:rPr>
+              <w:t>daemon.json</w:t>
+            </w:r>
+            <w:proofErr w:type="spellEnd"/>
+            <w:r>
+              <w:rPr>
+                <w:color w:val="FF0000"/>
+              </w:rPr>
+              <w:t xml:space="preserve"> &lt;&lt;-'EOF'</w:t>
+            </w:r>
+          </w:p>
+          <w:p>
+            <w:pPr>
+              <w:rPr>
+                <w:color w:val="FF0000"/>
+              </w:rPr>
+            </w:pPr>
+            <w:r>
+              <w:rPr>
+                <w:color w:val="FF0000"/>
+              </w:rPr>
+              <w:t>{</w:t>
+            </w:r>
+          </w:p>
+          <w:p>
+            <w:pPr>
+              <w:rPr>
+                <w:color w:val="FF0000"/>
+              </w:rPr>
+            </w:pPr>
+            <w:r>
+              <w:rPr>
+                <w:color w:val="FF0000"/>
+              </w:rPr>
+              <w:t xml:space="preserve">  "</w:t>
+            </w:r>
+            <w:proofErr w:type="gramStart"/>
+            <w:r>
+              <w:rPr>
+                <w:color w:val="FF0000"/>
+              </w:rPr>
+              <w:t>registry</w:t>
+            </w:r>
+            <w:proofErr w:type="gramEnd"/>
+            <w:r>
+              <w:rPr>
+                <w:color w:val="FF0000"/>
+              </w:rPr>
+              <w:t>-mirrors": ["https://2htzxp9d.mirror.aliyuncs.com"]</w:t>
+            </w:r>
+          </w:p>
+          <w:p>
+            <w:pPr>
+              <w:rPr>
+                <w:color w:val="FF0000"/>
+              </w:rPr>
+            </w:pPr>
+            <w:r>
+              <w:rPr>
+                <w:color w:val="FF0000"/>
+              </w:rPr>
+              <w:t>}</w:t>
+            </w:r>
+          </w:p>
+          <w:p>
+            <w:pPr>
+              <w:rPr>
+                <w:color w:val="FF0000"/>
+              </w:rPr>
+            </w:pPr>
+            <w:r>
+              <w:rPr>
+                <w:color w:val="FF0000"/>
+              </w:rPr>
+              <w:t>EOF</w:t>
+            </w:r>
+          </w:p>
+          <w:p>
+            <w:pPr>
+              <w:rPr>
+                <w:color w:val="FF0000"/>
+              </w:rPr>
+            </w:pPr>
+            <w:r>
+              <w:rPr>
+                <w:color w:val="FF0000"/>
+              </w:rPr>
+              <w:t xml:space="preserve">$ </w:t>
+            </w:r>
+            <w:proofErr w:type="spellStart"/>
+            <w:r>
+              <w:rPr>
+                <w:color w:val="FF0000"/>
+              </w:rPr>
+              <w:t>sudo</w:t>
+            </w:r>
+            <w:proofErr w:type="spellEnd"/>
+            <w:r>
+              <w:rPr>
+                <w:color w:val="FF0000"/>
+              </w:rPr>
               <w:t xml:space="preserve"> </w:t>
             </w:r>
             <w:proofErr w:type="spellStart"/>
@@ -9872,6 +9852,33 @@
               <w:rPr>
                 <w:color w:val="FF0000"/>
               </w:rPr>
+              <w:t>systemctl</w:t>
+            </w:r>
+            <w:proofErr w:type="spellEnd"/>
+            <w:r>
+              <w:rPr>
+                <w:color w:val="FF0000"/>
+              </w:rPr>
+              <w:t xml:space="preserve"> daemon-reload</w:t>
+            </w:r>
+          </w:p>
+          <w:p>
+            <w:pPr>
+              <w:rPr>
+                <w:color w:val="FF0000"/>
+              </w:rPr>
+            </w:pPr>
+            <w:r>
+              <w:rPr>
+                <w:color w:val="FF0000"/>
+              </w:rPr>
+              <w:t xml:space="preserve">$ </w:t>
+            </w:r>
+            <w:proofErr w:type="spellStart"/>
+            <w:r>
+              <w:rPr>
+                <w:color w:val="FF0000"/>
+              </w:rPr>
               <w:t>sudo</w:t>
             </w:r>
             <w:proofErr w:type="spellEnd"/>
@@ -9886,246 +9893,24 @@
               <w:rPr>
                 <w:color w:val="FF0000"/>
               </w:rPr>
-              <w:t>mkdir</w:t>
+              <w:t>systemctl</w:t>
             </w:r>
             <w:proofErr w:type="spellEnd"/>
             <w:r>
               <w:rPr>
                 <w:color w:val="FF0000"/>
               </w:rPr>
-              <w:t xml:space="preserve"> -p /</w:t>
-            </w:r>
-            <w:proofErr w:type="spellStart"/>
-            <w:r>
+              <w:t xml:space="preserve"> restart docker</w:t>
+            </w:r>
+          </w:p>
+          <w:p>
+            <w:pPr>
               <w:rPr>
                 <w:color w:val="FF0000"/>
               </w:rPr>
-              <w:t>etc</w:t>
-            </w:r>
-            <w:proofErr w:type="spellEnd"/>
-            <w:r>
-              <w:rPr>
-                <w:color w:val="FF0000"/>
-              </w:rPr>
-              <w:t>/docker</w:t>
-            </w:r>
-          </w:p>
-          <w:p>
-            <w:pPr>
-              <w:rPr>
-                <w:color w:val="FF0000"/>
-              </w:rPr>
-            </w:pPr>
-            <w:r>
-              <w:rPr>
-                <w:color w:val="FF0000"/>
-              </w:rPr>
-              <w:t xml:space="preserve">$ </w:t>
-            </w:r>
-            <w:proofErr w:type="spellStart"/>
-            <w:r>
-              <w:rPr>
-                <w:color w:val="FF0000"/>
-              </w:rPr>
-              <w:t>sudo</w:t>
-            </w:r>
-            <w:proofErr w:type="spellEnd"/>
-            <w:r>
-              <w:rPr>
-                <w:color w:val="FF0000"/>
-              </w:rPr>
-              <w:t xml:space="preserve"> tee /</w:t>
-            </w:r>
-            <w:proofErr w:type="spellStart"/>
-            <w:r>
-              <w:rPr>
-                <w:color w:val="FF0000"/>
-              </w:rPr>
-              <w:t>etc</w:t>
-            </w:r>
-            <w:proofErr w:type="spellEnd"/>
-            <w:r>
-              <w:rPr>
-                <w:color w:val="FF0000"/>
-              </w:rPr>
-              <w:t>/docker/</w:t>
-            </w:r>
-            <w:proofErr w:type="spellStart"/>
-            <w:r>
-              <w:rPr>
-                <w:color w:val="FF0000"/>
-              </w:rPr>
-              <w:t>daemon.json</w:t>
-            </w:r>
-            <w:proofErr w:type="spellEnd"/>
-            <w:r>
-              <w:rPr>
-                <w:color w:val="FF0000"/>
-              </w:rPr>
-              <w:t xml:space="preserve"> &lt;&lt;-'EOF'</w:t>
-            </w:r>
-          </w:p>
-          <w:p>
-            <w:pPr>
-              <w:rPr>
-                <w:color w:val="FF0000"/>
-              </w:rPr>
-            </w:pPr>
-            <w:r>
-              <w:rPr>
-                <w:color w:val="FF0000"/>
-              </w:rPr>
-              <w:t>{</w:t>
-            </w:r>
-          </w:p>
-          <w:p>
-            <w:pPr>
-              <w:rPr>
-                <w:color w:val="FF0000"/>
-              </w:rPr>
-            </w:pPr>
-            <w:r>
-              <w:rPr>
-                <w:color w:val="FF0000"/>
-              </w:rPr>
-              <w:t xml:space="preserve">  "</w:t>
-            </w:r>
-            <w:proofErr w:type="gramStart"/>
-            <w:r>
-              <w:rPr>
-                <w:color w:val="FF0000"/>
-              </w:rPr>
-              <w:t>registry</w:t>
-            </w:r>
-            <w:proofErr w:type="gramEnd"/>
-            <w:r>
-              <w:rPr>
-                <w:color w:val="FF0000"/>
-              </w:rPr>
-              <w:t>-mirrors": ["https://2htzxp9d.mirror.aliyuncs.com"]</w:t>
-            </w:r>
-          </w:p>
-          <w:p>
-            <w:pPr>
-              <w:rPr>
-                <w:color w:val="FF0000"/>
-              </w:rPr>
-            </w:pPr>
-            <w:r>
-              <w:rPr>
-                <w:color w:val="FF0000"/>
-              </w:rPr>
-              <w:t>}</w:t>
-            </w:r>
-          </w:p>
-          <w:p>
-            <w:pPr>
-              <w:rPr>
-                <w:color w:val="FF0000"/>
-              </w:rPr>
-            </w:pPr>
-            <w:r>
-              <w:rPr>
-                <w:color w:val="FF0000"/>
-              </w:rPr>
-              <w:t>EOF</w:t>
-            </w:r>
-          </w:p>
-          <w:p>
-            <w:pPr>
-              <w:rPr>
-                <w:color w:val="FF0000"/>
-              </w:rPr>
-            </w:pPr>
-            <w:r>
-              <w:rPr>
-                <w:color w:val="FF0000"/>
-              </w:rPr>
-              <w:t xml:space="preserve">$ </w:t>
-            </w:r>
-            <w:proofErr w:type="spellStart"/>
-            <w:r>
-              <w:rPr>
-                <w:color w:val="FF0000"/>
-              </w:rPr>
-              <w:t>sudo</w:t>
-            </w:r>
-            <w:proofErr w:type="spellEnd"/>
-            <w:r>
-              <w:rPr>
-                <w:color w:val="FF0000"/>
-              </w:rPr>
-              <w:t xml:space="preserve"> </w:t>
-            </w:r>
-            <w:proofErr w:type="spellStart"/>
-            <w:r>
-              <w:rPr>
-                <w:color w:val="FF0000"/>
-              </w:rPr>
-              <w:t>systemctl</w:t>
-            </w:r>
-            <w:proofErr w:type="spellEnd"/>
-            <w:r>
-              <w:rPr>
-                <w:color w:val="FF0000"/>
-              </w:rPr>
-              <w:t xml:space="preserve"> daemon-reload</w:t>
-            </w:r>
-          </w:p>
-          <w:p>
-            <w:pPr>
-              <w:rPr>
-                <w:color w:val="FF0000"/>
-              </w:rPr>
-            </w:pPr>
-            <w:r>
-              <w:rPr>
-                <w:color w:val="FF0000"/>
-              </w:rPr>
-              <w:t xml:space="preserve">$ </w:t>
-            </w:r>
-            <w:proofErr w:type="spellStart"/>
-            <w:r>
-              <w:rPr>
-                <w:color w:val="FF0000"/>
-              </w:rPr>
-              <w:t>sudo</w:t>
-            </w:r>
-            <w:proofErr w:type="spellEnd"/>
-            <w:r>
-              <w:rPr>
-                <w:color w:val="FF0000"/>
-              </w:rPr>
-              <w:t xml:space="preserve"> </w:t>
-            </w:r>
-            <w:proofErr w:type="spellStart"/>
-            <w:r>
-              <w:rPr>
-                <w:color w:val="FF0000"/>
-              </w:rPr>
-              <w:t>systemctl</w:t>
-            </w:r>
-            <w:proofErr w:type="spellEnd"/>
-            <w:r>
-              <w:rPr>
-                <w:color w:val="FF0000"/>
-              </w:rPr>
-              <w:t xml:space="preserve"> restart docker</w:t>
-            </w:r>
-          </w:p>
-          <w:p>
-            <w:pPr>
-              <w:rPr>
-                <w:color w:val="FF0000"/>
-              </w:rPr>
-            </w:pPr>
-          </w:p>
-          <w:p>
-            <w:pPr>
-              <w:rPr>
-                <w:rFonts w:hint="eastAsia"/>
-              </w:rPr>
-            </w:pPr>
+            </w:pPr>
+          </w:p>
+          <w:p>
             <w:r>
               <w:t>$ cd $HOME/</w:t>
             </w:r>
@@ -10161,13 +9946,7 @@
     <w:p/>
     <w:p/>
     <w:p/>
-    <w:p>
-      <w:pPr>
-        <w:rPr>
-          <w:rFonts w:hint="eastAsia"/>
-        </w:rPr>
-      </w:pPr>
-    </w:p>
+    <w:p/>
     <w:p>
       <w:pPr>
         <w:pStyle w:val="2"/>
@@ -10252,11 +10031,6 @@
       </w:pPr>
     </w:p>
     <w:p>
-      <w:pPr>
-        <w:rPr>
-          <w:rFonts w:hint="eastAsia"/>
-        </w:rPr>
-      </w:pPr>
       <w:r>
         <w:rPr>
           <w:rFonts w:hint="eastAsia"/>
@@ -10287,10 +10061,7 @@
         <w:t>:</w:t>
       </w:r>
       <w:r>
-        <w:t xml:space="preserve"> </w:t>
-      </w:r>
-      <w:r>
-        <w:t xml:space="preserve">Run test network, </w:t>
+        <w:t xml:space="preserve"> Run test network, </w:t>
       </w:r>
     </w:p>
     <w:tbl>
@@ -10479,11 +10250,6 @@
     </w:p>
     <w:p/>
     <w:p>
-      <w:pPr>
-        <w:rPr>
-          <w:rFonts w:hint="eastAsia"/>
-        </w:rPr>
-      </w:pPr>
       <w:r>
         <w:rPr>
           <w:rFonts w:hint="eastAsia"/>
@@ -10504,27 +10270,13 @@
           <w:b/>
           <w:bCs/>
         </w:rPr>
-        <w:t>1 (</w:t>
+        <w:t>1 (Within the Great Wall)</w:t>
       </w:r>
       <w:r>
         <w:rPr>
           <w:b/>
           <w:bCs/>
         </w:rPr>
-        <w:t>Within</w:t>
-      </w:r>
-      <w:r>
-        <w:rPr>
-          <w:b/>
-          <w:bCs/>
-        </w:rPr>
-        <w:t xml:space="preserve"> the Great Wall)</w:t>
-      </w:r>
-      <w:r>
-        <w:rPr>
-          <w:b/>
-          <w:bCs/>
-        </w:rPr>
         <w:t>:</w:t>
       </w:r>
       <w:r>
@@ -10532,11 +10284,6 @@
       </w:r>
     </w:p>
     <w:p>
-      <w:pPr>
-        <w:rPr>
-          <w:rFonts w:hint="eastAsia"/>
-        </w:rPr>
-      </w:pPr>
       <w:r>
         <w:rPr>
           <w:rFonts w:hint="eastAsia"/>
@@ -10684,6 +10431,58 @@
       </w:tr>
     </w:tbl>
     <w:p/>
+    <w:p>
+      <w:r>
+        <w:lastRenderedPageBreak/>
+        <w:drawing>
+          <wp:inline distT="0" distB="0" distL="0" distR="0" wp14:anchorId="458201CC" wp14:editId="053C0AEA">
+            <wp:extent cx="5943600" cy="3562350"/>
+            <wp:effectExtent l="0" t="0" r="0" b="0"/>
+            <wp:docPr id="6" name="图片 6"/>
+            <wp:cNvGraphicFramePr>
+              <a:graphicFrameLocks xmlns:a="http://schemas.openxmlformats.org/drawingml/2006/main" noChangeAspect="1"/>
+            </wp:cNvGraphicFramePr>
+            <a:graphic xmlns:a="http://schemas.openxmlformats.org/drawingml/2006/main">
+              <a:graphicData uri="http://schemas.openxmlformats.org/drawingml/2006/picture">
+                <pic:pic xmlns:pic="http://schemas.openxmlformats.org/drawingml/2006/picture">
+                  <pic:nvPicPr>
+                    <pic:cNvPr id="1" name=""/>
+                    <pic:cNvPicPr/>
+                  </pic:nvPicPr>
+                  <pic:blipFill>
+                    <a:blip r:embed="rId32"/>
+                    <a:stretch>
+                      <a:fillRect/>
+                    </a:stretch>
+                  </pic:blipFill>
+                  <pic:spPr>
+                    <a:xfrm>
+                      <a:off x="0" y="0"/>
+                      <a:ext cx="5943600" cy="3562350"/>
+                    </a:xfrm>
+                    <a:prstGeom prst="rect">
+                      <a:avLst/>
+                    </a:prstGeom>
+                  </pic:spPr>
+                </pic:pic>
+              </a:graphicData>
+            </a:graphic>
+          </wp:inline>
+        </w:drawing>
+      </w:r>
+    </w:p>
+    <w:p/>
+    <w:p/>
+    <w:p/>
+    <w:p/>
+    <w:p/>
+    <w:p/>
+    <w:p/>
+    <w:p/>
+    <w:p/>
+    <w:p/>
+    <w:p/>
+    <w:p/>
     <w:p/>
     <w:p/>
     <w:p>
@@ -10866,7 +10665,7 @@
               </w:rPr>
               <w:t>sudo vi /etc/</w:t>
             </w:r>
-            <w:hyperlink r:id="rId32" w:anchor="file-hosts" w:history="1">
+            <w:hyperlink r:id="rId33" w:anchor="file-hosts" w:history="1">
               <w:r>
                 <w:rPr>
                   <w:rStyle w:val="a7"/>
@@ -10922,7 +10721,7 @@
               <w:br/>
               <w:t xml:space="preserve">$ vi </w:t>
             </w:r>
-            <w:hyperlink r:id="rId33" w:anchor="file-crypto-config-yaml" w:tgtFrame="_blank" w:history="1">
+            <w:hyperlink r:id="rId34" w:anchor="file-crypto-config-yaml" w:tgtFrame="_blank" w:history="1">
               <w:r>
                 <w:rPr>
                   <w:rStyle w:val="a7"/>
@@ -10943,7 +10742,7 @@
               <w:br/>
               <w:t xml:space="preserve">$ vi </w:t>
             </w:r>
-            <w:hyperlink r:id="rId34" w:anchor="file-configtx-yaml" w:tgtFrame="_blank" w:history="1">
+            <w:hyperlink r:id="rId35" w:anchor="file-configtx-yaml" w:tgtFrame="_blank" w:history="1">
               <w:r>
                 <w:rPr>
                   <w:rStyle w:val="a7"/>
@@ -10982,7 +10781,7 @@
               <w:br/>
               <w:t xml:space="preserve">$ vi </w:t>
             </w:r>
-            <w:hyperlink r:id="rId35" w:anchor="file-docker-compose-base-yaml" w:tgtFrame="_blank" w:history="1">
+            <w:hyperlink r:id="rId36" w:anchor="file-docker-compose-base-yaml" w:tgtFrame="_blank" w:history="1">
               <w:r>
                 <w:rPr>
                   <w:rStyle w:val="a7"/>
@@ -11003,7 +10802,7 @@
               <w:br/>
               <w:t xml:space="preserve">$ vi </w:t>
             </w:r>
-            <w:hyperlink r:id="rId36" w:anchor="file-peer-base-yaml" w:tgtFrame="_blank" w:history="1">
+            <w:hyperlink r:id="rId37" w:anchor="file-peer-base-yaml" w:tgtFrame="_blank" w:history="1">
               <w:r>
                 <w:rPr>
                   <w:rStyle w:val="a7"/>
@@ -11033,7 +10832,7 @@
               <w:br/>
               <w:t xml:space="preserve">$ vi </w:t>
             </w:r>
-            <w:hyperlink r:id="rId37" w:anchor="file-docker-compose-cli-yaml" w:tgtFrame="_blank" w:history="1">
+            <w:hyperlink r:id="rId38" w:anchor="file-docker-compose-cli-yaml" w:tgtFrame="_blank" w:history="1">
               <w:r>
                 <w:rPr>
                   <w:rStyle w:val="a7"/>
@@ -11054,7 +10853,7 @@
               <w:br/>
               <w:t xml:space="preserve">$ vi </w:t>
             </w:r>
-            <w:hyperlink r:id="rId38" w:anchor="file-docker-compose-etcdraft2-yaml" w:tgtFrame="_blank" w:history="1">
+            <w:hyperlink r:id="rId39" w:anchor="file-docker-compose-etcdraft2-yaml" w:tgtFrame="_blank" w:history="1">
               <w:r>
                 <w:rPr>
                   <w:rStyle w:val="a7"/>
@@ -11091,7 +10890,7 @@
               </w:rPr>
               <w:t>$ vi $HOME/fabric-samples/chaincode/abstore/go/</w:t>
             </w:r>
-            <w:hyperlink r:id="rId39" w:anchor="file-abstore-go" w:tgtFrame="_blank" w:history="1">
+            <w:hyperlink r:id="rId40" w:anchor="file-abstore-go" w:tgtFrame="_blank" w:history="1">
               <w:r>
                 <w:rPr>
                   <w:rStyle w:val="a7"/>
@@ -11112,7 +10911,7 @@
               <w:br/>
               <w:t>$ vi $HOME/fabric-samples/chaincode/abstore/go/</w:t>
             </w:r>
-            <w:hyperlink r:id="rId40" w:anchor="file-go-mod" w:tgtFrame="_blank" w:history="1">
+            <w:hyperlink r:id="rId41" w:anchor="file-go-mod" w:tgtFrame="_blank" w:history="1">
               <w:r>
                 <w:rPr>
                   <w:rStyle w:val="a7"/>
@@ -12111,7 +11910,7 @@
                     </pic:cNvPicPr>
                   </pic:nvPicPr>
                   <pic:blipFill>
-                    <a:blip r:embed="rId41" cstate="print">
+                    <a:blip r:embed="rId42" cstate="print">
                       <a:extLst>
                         <a:ext uri="{28A0092B-C50C-407E-A947-70E740481C1C}">
                           <a14:useLocalDpi xmlns:a14="http://schemas.microsoft.com/office/drawing/2010/main" val="0"/>
@@ -13228,11 +13027,20 @@
     <w:p/>
     <w:p/>
     <w:p>
+      <w:pPr>
+        <w:rPr>
+          <w:rFonts w:hint="eastAsia"/>
+        </w:rPr>
+      </w:pPr>
+    </w:p>
+    <w:p/>
+    <w:p>
       <w:r>
         <w:rPr>
           <w:rFonts w:hint="eastAsia"/>
           <w:b/>
         </w:rPr>
+        <w:lastRenderedPageBreak/>
         <w:t>第二，</w:t>
       </w:r>
       <w:r>
@@ -13291,7 +13099,6 @@
               <w:rPr>
                 <w:rFonts w:hint="eastAsia"/>
               </w:rPr>
-              <w:lastRenderedPageBreak/>
               <w:t>#</w:t>
             </w:r>
             <w:r>
@@ -14095,6 +13902,7 @@
                 <w:sz w:val="22"/>
                 <w:szCs w:val="22"/>
               </w:rPr>
+              <w:lastRenderedPageBreak/>
               <w:t>// peer0.org2.example.com:9051 vendor, package, and install the chaincode</w:t>
             </w:r>
             <w:r>
@@ -14113,16 +13921,7 @@
                 <w:szCs w:val="22"/>
               </w:rPr>
               <w:br/>
-              <w:t xml:space="preserve"># export </w:t>
-            </w:r>
-            <w:r>
-              <w:rPr>
-                <w:rFonts w:asciiTheme="minorHAnsi" w:hAnsiTheme="minorHAnsi" w:cstheme="minorHAnsi"/>
-                <w:sz w:val="22"/>
-                <w:szCs w:val="22"/>
-              </w:rPr>
-              <w:lastRenderedPageBreak/>
-              <w:t>PEER0_ORG2_CA=/opt/gopath/src/github.com/hyperledger/fabric/peer/crypto/peerOrganizations/org2.example.com/peers/peer0.org2.example.com/tls/ca.crt</w:t>
+              <w:t># export PEER0_ORG2_CA=/opt/gopath/src/github.com/hyperledger/fabric/peer/crypto/peerOrganizations/org2.example.com/peers/peer0.org2.example.com/tls/ca.crt</w:t>
             </w:r>
             <w:r>
               <w:rPr>
@@ -15261,6 +15060,7 @@
         <w:rPr>
           <w:rFonts w:hint="eastAsia"/>
         </w:rPr>
+        <w:lastRenderedPageBreak/>
         <w:t>查看组织同意的状态，</w:t>
       </w:r>
     </w:p>
@@ -15302,16 +15102,7 @@
                 <w:szCs w:val="22"/>
               </w:rPr>
               <w:br/>
-              <w:t># peer lifecycle chaincode checkcommitreadiness --channelID $CHANNEL_NAME --name mycc --</w:t>
-            </w:r>
-            <w:r>
-              <w:rPr>
-                <w:rFonts w:asciiTheme="minorHAnsi" w:hAnsiTheme="minorHAnsi" w:cstheme="minorHAnsi"/>
-                <w:sz w:val="22"/>
-                <w:szCs w:val="22"/>
-              </w:rPr>
-              <w:lastRenderedPageBreak/>
-              <w:t>version 1.0 --init-required --sequence 1 --tls true --cafile /opt/gopath/src/github.com/hyperledger/fabric/peer/crypto/ordererOrganizations/example.com/orderers/orderer.example.com/msp/tlscacerts/tlsca.example.com-cert.pem --output json</w:t>
+              <w:t># peer lifecycle chaincode checkcommitreadiness --channelID $CHANNEL_NAME --name mycc --version 1.0 --init-required --sequence 1 --tls true --cafile /opt/gopath/src/github.com/hyperledger/fabric/peer/crypto/ordererOrganizations/example.com/orderers/orderer.example.com/msp/tlscacerts/tlsca.example.com-cert.pem --output json</w:t>
             </w:r>
           </w:p>
         </w:tc>
@@ -15511,6 +15302,7 @@
                 <w:sz w:val="22"/>
                 <w:szCs w:val="22"/>
               </w:rPr>
+              <w:lastRenderedPageBreak/>
               <w:t>// Peer0.org1.example.com invoke</w:t>
             </w:r>
             <w:r>
@@ -15520,16 +15312,7 @@
                 <w:szCs w:val="22"/>
               </w:rPr>
               <w:br/>
-              <w:t xml:space="preserve"># peer chaincode invoke -o orderer.example.com:7050 --tls true --cafile /opt/gopath/src/github.com/hyperledger/fabric/peer/crypto/ordererOrganizations/example.com/orderers/orderer.example.com/msp/tlscacerts/tlsca.example.com-cert.pem -C $CHANNEL_NAME -n mycc --peerAddresses peer0.org1.example.com:7051 --tlsRootCertFiles </w:t>
-            </w:r>
-            <w:r>
-              <w:rPr>
-                <w:rFonts w:asciiTheme="minorHAnsi" w:hAnsiTheme="minorHAnsi" w:cstheme="minorHAnsi"/>
-                <w:sz w:val="22"/>
-                <w:szCs w:val="22"/>
-              </w:rPr>
-              <w:lastRenderedPageBreak/>
-              <w:t>/opt/gopath/src/github.com/hyperledger/fabric/peer/crypto/peerOrganizations/org1.example.com/peers/peer0.org1.example.com/tls/ca.crt --peerAddresses peer0.org2.example.com:9051 --tlsRootCertFiles /opt/gopath/src/github.com/hyperledger/fabric/peer/crypto/peerOrganizations/org2.example.com/peers/peer0.org2.example.com/tls/ca.crt -c '{"Args":["invoke","a","b","10"]}' --waitForEvent</w:t>
+              <w:t># peer chaincode invoke -o orderer.example.com:7050 --tls true --cafile /opt/gopath/src/github.com/hyperledger/fabric/peer/crypto/ordererOrganizations/example.com/orderers/orderer.example.com/msp/tlscacerts/tlsca.example.com-cert.pem -C $CHANNEL_NAME -n mycc --peerAddresses peer0.org1.example.com:7051 --tlsRootCertFiles /opt/gopath/src/github.com/hyperledger/fabric/peer/crypto/peerOrganizations/org1.example.com/peers/peer0.org1.example.com/tls/ca.crt --peerAddresses peer0.org2.example.com:9051 --tlsRootCertFiles /opt/gopath/src/github.com/hyperledger/fabric/peer/crypto/peerOrganizations/org2.example.com/peers/peer0.org2.example.com/tls/ca.crt -c '{"Args":["invoke","a","b","10"]}' --waitForEvent</w:t>
             </w:r>
           </w:p>
           <w:p>
@@ -16699,6 +16482,13 @@
     <w:p/>
     <w:p>
       <w:pPr>
+        <w:rPr>
+          <w:rFonts w:hint="eastAsia"/>
+        </w:rPr>
+      </w:pPr>
+    </w:p>
+    <w:p>
+      <w:pPr>
         <w:pStyle w:val="1"/>
         <w:ind w:left="360"/>
       </w:pPr>
@@ -16748,7 +16538,6 @@
           <w:rFonts w:hint="eastAsia"/>
           <w:color w:val="2F5496" w:themeColor="accent1" w:themeShade="BF"/>
         </w:rPr>
-        <w:lastRenderedPageBreak/>
         <w:t>2</w:t>
       </w:r>
       <w:r>
@@ -16796,7 +16585,7 @@
         </w:rPr>
         <w:t>点击连接</w:t>
       </w:r>
-      <w:hyperlink r:id="rId42" w:history="1">
+      <w:hyperlink r:id="rId43" w:history="1">
         <w:r>
           <w:rPr>
             <w:rStyle w:val="a7"/>
@@ -16854,7 +16643,7 @@
                     </pic:cNvPicPr>
                   </pic:nvPicPr>
                   <pic:blipFill>
-                    <a:blip r:embed="rId43">
+                    <a:blip r:embed="rId44">
                       <a:extLst>
                         <a:ext uri="{28A0092B-C50C-407E-A947-70E740481C1C}">
                           <a14:useLocalDpi xmlns:a14="http://schemas.microsoft.com/office/drawing/2010/main" val="0"/>
@@ -16930,7 +16719,7 @@
                     </pic:cNvPicPr>
                   </pic:nvPicPr>
                   <pic:blipFill>
-                    <a:blip r:embed="rId44" cstate="print">
+                    <a:blip r:embed="rId45" cstate="print">
                       <a:extLst>
                         <a:ext uri="{28A0092B-C50C-407E-A947-70E740481C1C}">
                           <a14:useLocalDpi xmlns:a14="http://schemas.microsoft.com/office/drawing/2010/main" val="0"/>
@@ -16986,7 +16775,7 @@
                     </pic:cNvPicPr>
                   </pic:nvPicPr>
                   <pic:blipFill>
-                    <a:blip r:embed="rId45" cstate="print">
+                    <a:blip r:embed="rId46" cstate="print">
                       <a:extLst>
                         <a:ext uri="{28A0092B-C50C-407E-A947-70E740481C1C}">
                           <a14:useLocalDpi xmlns:a14="http://schemas.microsoft.com/office/drawing/2010/main" val="0"/>
@@ -17196,7 +16985,7 @@
                     </pic:cNvPicPr>
                   </pic:nvPicPr>
                   <pic:blipFill>
-                    <a:blip r:embed="rId46">
+                    <a:blip r:embed="rId47">
                       <a:extLst>
                         <a:ext uri="{28A0092B-C50C-407E-A947-70E740481C1C}">
                           <a14:useLocalDpi xmlns:a14="http://schemas.microsoft.com/office/drawing/2010/main" val="0"/>
@@ -17233,7 +17022,7 @@
       <w:r>
         <w:pict w14:anchorId="69C0D739">
           <v:shape id="_x0000_i1027" type="#_x0000_t75" style="width:466.95pt;height:242.35pt">
-            <v:imagedata r:id="rId47" o:title="Capture"/>
+            <v:imagedata r:id="rId48" o:title="Capture"/>
           </v:shape>
         </w:pict>
       </w:r>
@@ -17331,7 +17120,7 @@
                     </pic:cNvPicPr>
                   </pic:nvPicPr>
                   <pic:blipFill>
-                    <a:blip r:embed="rId48">
+                    <a:blip r:embed="rId49">
                       <a:extLst>
                         <a:ext uri="{28A0092B-C50C-407E-A947-70E740481C1C}">
                           <a14:useLocalDpi xmlns:a14="http://schemas.microsoft.com/office/drawing/2010/main" val="0"/>
@@ -17493,7 +17282,7 @@
                     </pic:cNvPicPr>
                   </pic:nvPicPr>
                   <pic:blipFill>
-                    <a:blip r:embed="rId49">
+                    <a:blip r:embed="rId50">
                       <a:extLst>
                         <a:ext uri="{28A0092B-C50C-407E-A947-70E740481C1C}">
                           <a14:useLocalDpi xmlns:a14="http://schemas.microsoft.com/office/drawing/2010/main" val="0"/>
@@ -17669,7 +17458,7 @@
                     </pic:cNvPicPr>
                   </pic:nvPicPr>
                   <pic:blipFill>
-                    <a:blip r:embed="rId50">
+                    <a:blip r:embed="rId51">
                       <a:extLst>
                         <a:ext uri="{28A0092B-C50C-407E-A947-70E740481C1C}">
                           <a14:useLocalDpi xmlns:a14="http://schemas.microsoft.com/office/drawing/2010/main" val="0"/>
@@ -17726,7 +17515,7 @@
                     </pic:cNvPicPr>
                   </pic:nvPicPr>
                   <pic:blipFill>
-                    <a:blip r:embed="rId51">
+                    <a:blip r:embed="rId52">
                       <a:extLst>
                         <a:ext uri="{28A0092B-C50C-407E-A947-70E740481C1C}">
                           <a14:useLocalDpi xmlns:a14="http://schemas.microsoft.com/office/drawing/2010/main" val="0"/>
@@ -18708,7 +18497,7 @@
               <w:br/>
               <w:t xml:space="preserve">$ vi </w:t>
             </w:r>
-            <w:hyperlink r:id="rId52" w:anchor="file-crypto-config-yaml" w:tgtFrame="_blank" w:history="1">
+            <w:hyperlink r:id="rId53" w:anchor="file-crypto-config-yaml" w:tgtFrame="_blank" w:history="1">
               <w:r>
                 <w:rPr>
                   <w:rStyle w:val="a7"/>
@@ -18729,7 +18518,7 @@
               <w:br/>
               <w:t xml:space="preserve">$ vi </w:t>
             </w:r>
-            <w:hyperlink r:id="rId53" w:anchor="file-configtx-yaml" w:tgtFrame="_blank" w:history="1">
+            <w:hyperlink r:id="rId54" w:anchor="file-configtx-yaml" w:tgtFrame="_blank" w:history="1">
               <w:r>
                 <w:rPr>
                   <w:rStyle w:val="a7"/>
@@ -18785,7 +18574,7 @@
               </w:rPr>
               <w:t xml:space="preserve"> vi </w:t>
             </w:r>
-            <w:hyperlink r:id="rId54" w:anchor="file-peer0-org1-yaml" w:history="1">
+            <w:hyperlink r:id="rId55" w:anchor="file-peer0-org1-yaml" w:history="1">
               <w:r>
                 <w:rPr>
                   <w:rStyle w:val="a7"/>
@@ -18822,7 +18611,7 @@
               </w:rPr>
               <w:t xml:space="preserve">vi </w:t>
             </w:r>
-            <w:hyperlink r:id="rId55" w:anchor="file-peer0-org2-yaml" w:history="1">
+            <w:hyperlink r:id="rId56" w:anchor="file-peer0-org2-yaml" w:history="1">
               <w:r>
                 <w:rPr>
                   <w:rStyle w:val="a7"/>
@@ -18851,7 +18640,7 @@
               </w:rPr>
               <w:t xml:space="preserve">$ vi </w:t>
             </w:r>
-            <w:hyperlink r:id="rId56" w:anchor="file-peer0-org3-yaml" w:history="1">
+            <w:hyperlink r:id="rId57" w:anchor="file-peer0-org3-yaml" w:history="1">
               <w:r>
                 <w:rPr>
                   <w:rStyle w:val="a7"/>
@@ -18880,7 +18669,7 @@
               </w:rPr>
               <w:t xml:space="preserve">$ vi </w:t>
             </w:r>
-            <w:hyperlink r:id="rId57" w:anchor="file-peer0-org4-yaml" w:history="1">
+            <w:hyperlink r:id="rId58" w:anchor="file-peer0-org4-yaml" w:history="1">
               <w:r>
                 <w:rPr>
                   <w:rStyle w:val="a7"/>
@@ -18909,7 +18698,7 @@
               </w:rPr>
               <w:t xml:space="preserve">$ vi </w:t>
             </w:r>
-            <w:hyperlink r:id="rId58" w:anchor="file-peer0-org5-yaml" w:history="1">
+            <w:hyperlink r:id="rId59" w:anchor="file-peer0-org5-yaml" w:history="1">
               <w:r>
                 <w:rPr>
                   <w:rStyle w:val="a7"/>
@@ -18938,7 +18727,7 @@
               </w:rPr>
               <w:t xml:space="preserve">$ vi </w:t>
             </w:r>
-            <w:hyperlink r:id="rId59" w:anchor="file-peer0-org6-yaml" w:history="1">
+            <w:hyperlink r:id="rId60" w:anchor="file-peer0-org6-yaml" w:history="1">
               <w:r>
                 <w:rPr>
                   <w:rStyle w:val="a7"/>
@@ -18967,7 +18756,7 @@
               </w:rPr>
               <w:t xml:space="preserve">$ vi </w:t>
             </w:r>
-            <w:hyperlink r:id="rId60" w:anchor="file-peer0-org7-yaml" w:history="1">
+            <w:hyperlink r:id="rId61" w:anchor="file-peer0-org7-yaml" w:history="1">
               <w:r>
                 <w:rPr>
                   <w:rStyle w:val="a7"/>
@@ -18996,7 +18785,7 @@
               </w:rPr>
               <w:t xml:space="preserve">$ vi </w:t>
             </w:r>
-            <w:hyperlink r:id="rId61" w:anchor="file-peer0-org8-yaml" w:history="1">
+            <w:hyperlink r:id="rId62" w:anchor="file-peer0-org8-yaml" w:history="1">
               <w:r>
                 <w:rPr>
                   <w:rStyle w:val="a7"/>
@@ -19035,7 +18824,7 @@
               </w:rPr>
               <w:t xml:space="preserve">$ vi </w:t>
             </w:r>
-            <w:hyperlink r:id="rId62" w:anchor="file-orderer1-yaml" w:history="1">
+            <w:hyperlink r:id="rId63" w:anchor="file-orderer1-yaml" w:history="1">
               <w:r>
                 <w:rPr>
                   <w:rStyle w:val="a7"/>
@@ -19064,7 +18853,7 @@
               </w:rPr>
               <w:t xml:space="preserve">$ vi </w:t>
             </w:r>
-            <w:hyperlink r:id="rId63" w:anchor="file-orderer2-yaml" w:history="1">
+            <w:hyperlink r:id="rId64" w:anchor="file-orderer2-yaml" w:history="1">
               <w:r>
                 <w:rPr>
                   <w:rStyle w:val="a7"/>
@@ -19093,7 +18882,7 @@
               </w:rPr>
               <w:t xml:space="preserve">$ vi </w:t>
             </w:r>
-            <w:hyperlink r:id="rId64" w:anchor="file-orderer3-yaml" w:history="1">
+            <w:hyperlink r:id="rId65" w:anchor="file-orderer3-yaml" w:history="1">
               <w:r>
                 <w:rPr>
                   <w:rStyle w:val="a7"/>
@@ -19122,7 +18911,7 @@
               </w:rPr>
               <w:t xml:space="preserve">$ vi </w:t>
             </w:r>
-            <w:hyperlink r:id="rId65" w:anchor="file-orderer4-yaml" w:history="1">
+            <w:hyperlink r:id="rId66" w:anchor="file-orderer4-yaml" w:history="1">
               <w:r>
                 <w:rPr>
                   <w:rStyle w:val="a7"/>
@@ -19151,7 +18940,7 @@
               </w:rPr>
               <w:t xml:space="preserve">$ vi </w:t>
             </w:r>
-            <w:hyperlink r:id="rId66" w:anchor="file-orderer5-yaml" w:history="1">
+            <w:hyperlink r:id="rId67" w:anchor="file-orderer5-yaml" w:history="1">
               <w:r>
                 <w:rPr>
                   <w:rStyle w:val="a7"/>
@@ -19190,7 +18979,7 @@
               </w:rPr>
               <w:t xml:space="preserve">$ vi </w:t>
             </w:r>
-            <w:hyperlink r:id="rId67" w:anchor="file-cli-yaml" w:history="1">
+            <w:hyperlink r:id="rId68" w:anchor="file-cli-yaml" w:history="1">
               <w:r>
                 <w:rPr>
                   <w:rStyle w:val="a7"/>
@@ -19229,7 +19018,7 @@
               </w:rPr>
               <w:t>$ vi $HOME/fabric-samples/chaincode/abstore/go/</w:t>
             </w:r>
-            <w:hyperlink r:id="rId68" w:anchor="file-abstore-go" w:tgtFrame="_blank" w:history="1">
+            <w:hyperlink r:id="rId69" w:anchor="file-abstore-go" w:tgtFrame="_blank" w:history="1">
               <w:r>
                 <w:rPr>
                   <w:rStyle w:val="a7"/>
@@ -19258,7 +19047,7 @@
               <w:br/>
               <w:t>$ vi $HOME/fabric-samples/chaincode/abstore/go/</w:t>
             </w:r>
-            <w:hyperlink r:id="rId69" w:anchor="file-go-mod" w:tgtFrame="_blank" w:history="1">
+            <w:hyperlink r:id="rId70" w:anchor="file-go-mod" w:tgtFrame="_blank" w:history="1">
               <w:r>
                 <w:rPr>
                   <w:rStyle w:val="a7"/>
@@ -19675,7 +19464,7 @@
               </w:rPr>
               <w:t>$ vi /etc/</w:t>
             </w:r>
-            <w:hyperlink r:id="rId70" w:anchor="file-hosts" w:history="1">
+            <w:hyperlink r:id="rId71" w:anchor="file-hosts" w:history="1">
               <w:r>
                 <w:rPr>
                   <w:rStyle w:val="a7"/>
@@ -19813,7 +19602,7 @@
               </w:rPr>
               <w:t>$ ./</w:t>
             </w:r>
-            <w:hyperlink r:id="rId71" w:anchor="file-config-sh" w:history="1">
+            <w:hyperlink r:id="rId72" w:anchor="file-config-sh" w:history="1">
               <w:r>
                 <w:rPr>
                   <w:rStyle w:val="a7"/>
@@ -19950,7 +19739,7 @@
               <w:br/>
               <w:t>$ ./</w:t>
             </w:r>
-            <w:hyperlink r:id="rId72" w:anchor="file-scp-sh" w:tgtFrame="_blank" w:history="1">
+            <w:hyperlink r:id="rId73" w:anchor="file-scp-sh" w:tgtFrame="_blank" w:history="1">
               <w:r>
                 <w:rPr>
                   <w:rStyle w:val="a7"/>
@@ -20071,7 +19860,7 @@
               </w:rPr>
               <w:t>$ ./</w:t>
             </w:r>
-            <w:hyperlink r:id="rId73" w:anchor="file-orderer1-sh" w:history="1">
+            <w:hyperlink r:id="rId74" w:anchor="file-orderer1-sh" w:history="1">
               <w:r>
                 <w:rPr>
                   <w:rStyle w:val="a7"/>
@@ -20194,7 +19983,7 @@
               </w:rPr>
               <w:t>$ ./</w:t>
             </w:r>
-            <w:hyperlink r:id="rId74" w:anchor="file-orderer2-sh" w:history="1">
+            <w:hyperlink r:id="rId75" w:anchor="file-orderer2-sh" w:history="1">
               <w:r>
                 <w:rPr>
                   <w:rStyle w:val="a7"/>
@@ -20308,7 +20097,7 @@
               </w:rPr>
               <w:t>$ ./</w:t>
             </w:r>
-            <w:hyperlink r:id="rId75" w:anchor="file-orderer3-sh" w:history="1">
+            <w:hyperlink r:id="rId76" w:anchor="file-orderer3-sh" w:history="1">
               <w:r>
                 <w:rPr>
                   <w:rStyle w:val="a7"/>
@@ -20414,7 +20203,7 @@
               </w:rPr>
               <w:t>$ ./</w:t>
             </w:r>
-            <w:hyperlink r:id="rId76" w:anchor="file-orderer4-sh" w:history="1">
+            <w:hyperlink r:id="rId77" w:anchor="file-orderer4-sh" w:history="1">
               <w:r>
                 <w:rPr>
                   <w:rStyle w:val="a7"/>
@@ -20520,7 +20309,7 @@
               </w:rPr>
               <w:t>$ ./</w:t>
             </w:r>
-            <w:hyperlink r:id="rId77" w:anchor="file-orderer5-sh" w:history="1">
+            <w:hyperlink r:id="rId78" w:anchor="file-orderer5-sh" w:history="1">
               <w:r>
                 <w:rPr>
                   <w:rStyle w:val="a7"/>
@@ -20643,7 +20432,7 @@
               </w:rPr>
               <w:t>./</w:t>
             </w:r>
-            <w:hyperlink r:id="rId78" w:anchor="file-peer1-sh" w:history="1">
+            <w:hyperlink r:id="rId79" w:anchor="file-peer1-sh" w:history="1">
               <w:r>
                 <w:rPr>
                   <w:rStyle w:val="a7"/>
@@ -20773,7 +20562,7 @@
               </w:rPr>
               <w:t>./</w:t>
             </w:r>
-            <w:hyperlink r:id="rId79" w:anchor="file-peer2-sh" w:history="1">
+            <w:hyperlink r:id="rId80" w:anchor="file-peer2-sh" w:history="1">
               <w:r>
                 <w:rPr>
                   <w:rStyle w:val="a7"/>
@@ -20903,7 +20692,7 @@
               </w:rPr>
               <w:t>./</w:t>
             </w:r>
-            <w:hyperlink r:id="rId80" w:anchor="file-peer3-sh" w:history="1">
+            <w:hyperlink r:id="rId81" w:anchor="file-peer3-sh" w:history="1">
               <w:r>
                 <w:rPr>
                   <w:rStyle w:val="a7"/>
@@ -21017,7 +20806,7 @@
               </w:rPr>
               <w:t>./</w:t>
             </w:r>
-            <w:hyperlink r:id="rId81" w:anchor="file-peer4-sh" w:history="1">
+            <w:hyperlink r:id="rId82" w:anchor="file-peer4-sh" w:history="1">
               <w:r>
                 <w:rPr>
                   <w:rStyle w:val="a7"/>
@@ -21148,7 +20937,7 @@
               <w:lastRenderedPageBreak/>
               <w:t>$ ./</w:t>
             </w:r>
-            <w:hyperlink r:id="rId82" w:anchor="file-peer5-sh" w:history="1">
+            <w:hyperlink r:id="rId83" w:anchor="file-peer5-sh" w:history="1">
               <w:r>
                 <w:rPr>
                   <w:rStyle w:val="a7"/>
@@ -21278,7 +21067,7 @@
               </w:rPr>
               <w:t>$ ./</w:t>
             </w:r>
-            <w:hyperlink r:id="rId83" w:anchor="file-peer6-sh" w:history="1">
+            <w:hyperlink r:id="rId84" w:anchor="file-peer6-sh" w:history="1">
               <w:r>
                 <w:rPr>
                   <w:rStyle w:val="a7"/>
@@ -21307,7 +21096,7 @@
               </w:rPr>
               <w:t>$ ./</w:t>
             </w:r>
-            <w:hyperlink r:id="rId84" w:anchor="file-peer7-sh" w:history="1">
+            <w:hyperlink r:id="rId85" w:anchor="file-peer7-sh" w:history="1">
               <w:r>
                 <w:rPr>
                   <w:rStyle w:val="a7"/>
@@ -21336,7 +21125,7 @@
               </w:rPr>
               <w:t>$ ./</w:t>
             </w:r>
-            <w:hyperlink r:id="rId85" w:anchor="file-peer8-sh" w:history="1">
+            <w:hyperlink r:id="rId86" w:anchor="file-peer8-sh" w:history="1">
               <w:r>
                 <w:rPr>
                   <w:rStyle w:val="a7"/>
@@ -21442,7 +21231,7 @@
               </w:rPr>
               <w:t>$ ./</w:t>
             </w:r>
-            <w:hyperlink r:id="rId86" w:anchor="file-cli-sh" w:history="1">
+            <w:hyperlink r:id="rId87" w:anchor="file-cli-sh" w:history="1">
               <w:r>
                 <w:rPr>
                   <w:rStyle w:val="a7"/>
@@ -21612,7 +21401,7 @@
             <w:r>
               <w:t xml:space="preserve">$ docker-compose -f </w:t>
             </w:r>
-            <w:hyperlink r:id="rId87" w:anchor="file-test-yaml" w:history="1">
+            <w:hyperlink r:id="rId88" w:anchor="file-test-yaml" w:history="1">
               <w:r>
                 <w:rPr>
                   <w:rStyle w:val="a7"/>
@@ -21870,7 +21659,7 @@
             <w:r>
               <w:t xml:space="preserve">$ docker-compose -f </w:t>
             </w:r>
-            <w:hyperlink r:id="rId88" w:anchor="file-test-yaml" w:history="1">
+            <w:hyperlink r:id="rId89" w:anchor="file-test-yaml" w:history="1">
               <w:r>
                 <w:rPr>
                   <w:rStyle w:val="a7"/>
@@ -22597,7 +22386,7 @@
                     </pic:cNvPicPr>
                   </pic:nvPicPr>
                   <pic:blipFill>
-                    <a:blip r:embed="rId89" cstate="print">
+                    <a:blip r:embed="rId90" cstate="print">
                       <a:extLst>
                         <a:ext uri="{28A0092B-C50C-407E-A947-70E740481C1C}">
                           <a14:useLocalDpi xmlns:a14="http://schemas.microsoft.com/office/drawing/2010/main" val="0"/>
@@ -22653,7 +22442,7 @@
                     </pic:cNvPicPr>
                   </pic:nvPicPr>
                   <pic:blipFill>
-                    <a:blip r:embed="rId90" cstate="print">
+                    <a:blip r:embed="rId91" cstate="print">
                       <a:extLst>
                         <a:ext uri="{28A0092B-C50C-407E-A947-70E740481C1C}">
                           <a14:useLocalDpi xmlns:a14="http://schemas.microsoft.com/office/drawing/2010/main" val="0"/>
@@ -22711,7 +22500,7 @@
                     </pic:cNvPicPr>
                   </pic:nvPicPr>
                   <pic:blipFill>
-                    <a:blip r:embed="rId91" cstate="print">
+                    <a:blip r:embed="rId92" cstate="print">
                       <a:extLst>
                         <a:ext uri="{28A0092B-C50C-407E-A947-70E740481C1C}">
                           <a14:useLocalDpi xmlns:a14="http://schemas.microsoft.com/office/drawing/2010/main" val="0"/>
@@ -22835,7 +22624,7 @@
                     </pic:cNvPicPr>
                   </pic:nvPicPr>
                   <pic:blipFill>
-                    <a:blip r:embed="rId92" cstate="print">
+                    <a:blip r:embed="rId93" cstate="print">
                       <a:extLst>
                         <a:ext uri="{28A0092B-C50C-407E-A947-70E740481C1C}">
                           <a14:useLocalDpi xmlns:a14="http://schemas.microsoft.com/office/drawing/2010/main" val="0"/>
@@ -22891,7 +22680,7 @@
                     </pic:cNvPicPr>
                   </pic:nvPicPr>
                   <pic:blipFill>
-                    <a:blip r:embed="rId93" cstate="print">
+                    <a:blip r:embed="rId94" cstate="print">
                       <a:extLst>
                         <a:ext uri="{28A0092B-C50C-407E-A947-70E740481C1C}">
                           <a14:useLocalDpi xmlns:a14="http://schemas.microsoft.com/office/drawing/2010/main" val="0"/>
@@ -22947,7 +22736,7 @@
                     </pic:cNvPicPr>
                   </pic:nvPicPr>
                   <pic:blipFill>
-                    <a:blip r:embed="rId94" cstate="print">
+                    <a:blip r:embed="rId95" cstate="print">
                       <a:extLst>
                         <a:ext uri="{28A0092B-C50C-407E-A947-70E740481C1C}">
                           <a14:useLocalDpi xmlns:a14="http://schemas.microsoft.com/office/drawing/2010/main" val="0"/>
@@ -23003,7 +22792,7 @@
                     </pic:cNvPicPr>
                   </pic:nvPicPr>
                   <pic:blipFill>
-                    <a:blip r:embed="rId95" cstate="print">
+                    <a:blip r:embed="rId96" cstate="print">
                       <a:extLst>
                         <a:ext uri="{28A0092B-C50C-407E-A947-70E740481C1C}">
                           <a14:useLocalDpi xmlns:a14="http://schemas.microsoft.com/office/drawing/2010/main" val="0"/>
@@ -23060,7 +22849,7 @@
                     </pic:cNvPicPr>
                   </pic:nvPicPr>
                   <pic:blipFill>
-                    <a:blip r:embed="rId96" cstate="print">
+                    <a:blip r:embed="rId97" cstate="print">
                       <a:extLst>
                         <a:ext uri="{28A0092B-C50C-407E-A947-70E740481C1C}">
                           <a14:useLocalDpi xmlns:a14="http://schemas.microsoft.com/office/drawing/2010/main" val="0"/>
@@ -23440,7 +23229,7 @@
               </w:rPr>
               <w:t>./</w:t>
             </w:r>
-            <w:hyperlink r:id="rId97" w:anchor="file-step1-sh" w:history="1">
+            <w:hyperlink r:id="rId98" w:anchor="file-step1-sh" w:history="1">
               <w:r>
                 <w:rPr>
                   <w:rStyle w:val="a7"/>
@@ -23468,7 +23257,7 @@
               </w:rPr>
               <w:t>./</w:t>
             </w:r>
-            <w:hyperlink r:id="rId98" w:anchor="file-step2-sh" w:history="1">
+            <w:hyperlink r:id="rId99" w:anchor="file-step2-sh" w:history="1">
               <w:r>
                 <w:rPr>
                   <w:rStyle w:val="a7"/>
@@ -23747,7 +23536,7 @@
               </w:rPr>
               <w:t xml:space="preserve">$ vi </w:t>
             </w:r>
-            <w:hyperlink r:id="rId99" w:anchor="file-read_pem-py" w:history="1">
+            <w:hyperlink r:id="rId100" w:anchor="file-read_pem-py" w:history="1">
               <w:r>
                 <w:rPr>
                   <w:rStyle w:val="a7"/>
@@ -23776,7 +23565,7 @@
               </w:rPr>
               <w:t xml:space="preserve">$ vi </w:t>
             </w:r>
-            <w:hyperlink r:id="rId100" w:anchor="file-prepare_tls_peer0_org1-sh" w:history="1">
+            <w:hyperlink r:id="rId101" w:anchor="file-prepare_tls_peer0_org1-sh" w:history="1">
               <w:r>
                 <w:rPr>
                   <w:rStyle w:val="a7"/>
@@ -23805,7 +23594,7 @@
               </w:rPr>
               <w:t xml:space="preserve">$ vi </w:t>
             </w:r>
-            <w:hyperlink r:id="rId101" w:anchor="file-prepare_tls_peer0_org2-sh" w:history="1">
+            <w:hyperlink r:id="rId102" w:anchor="file-prepare_tls_peer0_org2-sh" w:history="1">
               <w:r>
                 <w:rPr>
                   <w:rStyle w:val="a7"/>
@@ -23834,7 +23623,7 @@
               </w:rPr>
               <w:t xml:space="preserve">$ vi </w:t>
             </w:r>
-            <w:hyperlink r:id="rId102" w:anchor="file-prepare_tls_peer0_org3-sh" w:history="1">
+            <w:hyperlink r:id="rId103" w:anchor="file-prepare_tls_peer0_org3-sh" w:history="1">
               <w:r>
                 <w:rPr>
                   <w:rStyle w:val="a7"/>
@@ -23863,7 +23652,7 @@
               </w:rPr>
               <w:t xml:space="preserve">$ vi </w:t>
             </w:r>
-            <w:hyperlink r:id="rId103" w:anchor="file-prepare_tls_peer0_org4-sh" w:history="1">
+            <w:hyperlink r:id="rId104" w:anchor="file-prepare_tls_peer0_org4-sh" w:history="1">
               <w:r>
                 <w:rPr>
                   <w:rStyle w:val="a7"/>
@@ -23892,7 +23681,7 @@
               </w:rPr>
               <w:t xml:space="preserve">$ vi </w:t>
             </w:r>
-            <w:hyperlink r:id="rId104" w:anchor="file-prepare_tls_peer0_org5-sh" w:history="1">
+            <w:hyperlink r:id="rId105" w:anchor="file-prepare_tls_peer0_org5-sh" w:history="1">
               <w:r>
                 <w:rPr>
                   <w:rStyle w:val="a7"/>
@@ -23921,7 +23710,7 @@
               </w:rPr>
               <w:t xml:space="preserve">$ vi </w:t>
             </w:r>
-            <w:hyperlink r:id="rId105" w:anchor="file-prepare_tls_peer0_org6-sh" w:history="1">
+            <w:hyperlink r:id="rId106" w:anchor="file-prepare_tls_peer0_org6-sh" w:history="1">
               <w:r>
                 <w:rPr>
                   <w:rStyle w:val="a7"/>
@@ -23950,7 +23739,7 @@
               </w:rPr>
               <w:t xml:space="preserve">$ vi </w:t>
             </w:r>
-            <w:hyperlink r:id="rId106" w:anchor="file-prepare_tls_peer0_org7-sh" w:history="1">
+            <w:hyperlink r:id="rId107" w:anchor="file-prepare_tls_peer0_org7-sh" w:history="1">
               <w:r>
                 <w:rPr>
                   <w:rStyle w:val="a7"/>
@@ -23979,7 +23768,7 @@
               </w:rPr>
               <w:t xml:space="preserve">$ vi </w:t>
             </w:r>
-            <w:hyperlink r:id="rId107" w:anchor="file-prepare_tls_peer0_org8-sh" w:history="1">
+            <w:hyperlink r:id="rId108" w:anchor="file-prepare_tls_peer0_org8-sh" w:history="1">
               <w:r>
                 <w:rPr>
                   <w:rStyle w:val="a7"/>
@@ -24008,7 +23797,7 @@
               </w:rPr>
               <w:t>$ ./</w:t>
             </w:r>
-            <w:hyperlink r:id="rId108" w:anchor="file-all-sh" w:history="1">
+            <w:hyperlink r:id="rId109" w:anchor="file-all-sh" w:history="1">
               <w:r>
                 <w:rPr>
                   <w:rStyle w:val="a7"/>
@@ -24065,7 +23854,7 @@
               </w:rPr>
               <w:t xml:space="preserve">$ vi </w:t>
             </w:r>
-            <w:hyperlink r:id="rId109" w:anchor="file-prepare_wallet_user1_org1-py" w:history="1">
+            <w:hyperlink r:id="rId110" w:anchor="file-prepare_wallet_user1_org1-py" w:history="1">
               <w:r>
                 <w:rPr>
                   <w:rStyle w:val="a7"/>
@@ -24094,7 +23883,7 @@
               </w:rPr>
               <w:t xml:space="preserve">$ vi </w:t>
             </w:r>
-            <w:hyperlink r:id="rId110" w:anchor="file-prepare_wallet_user1_org2-py" w:history="1">
+            <w:hyperlink r:id="rId111" w:anchor="file-prepare_wallet_user1_org2-py" w:history="1">
               <w:r>
                 <w:rPr>
                   <w:rStyle w:val="a7"/>
@@ -24123,7 +23912,7 @@
               </w:rPr>
               <w:t xml:space="preserve">$ vi </w:t>
             </w:r>
-            <w:hyperlink r:id="rId111" w:anchor="file-prepare_wallet_user1_org3-py" w:history="1">
+            <w:hyperlink r:id="rId112" w:anchor="file-prepare_wallet_user1_org3-py" w:history="1">
               <w:r>
                 <w:rPr>
                   <w:rStyle w:val="a7"/>
@@ -24152,7 +23941,7 @@
               </w:rPr>
               <w:t xml:space="preserve">$ vi </w:t>
             </w:r>
-            <w:hyperlink r:id="rId112" w:anchor="file-prepare_wallet_user1_org4-py" w:history="1">
+            <w:hyperlink r:id="rId113" w:anchor="file-prepare_wallet_user1_org4-py" w:history="1">
               <w:r>
                 <w:rPr>
                   <w:rStyle w:val="a7"/>
@@ -24181,7 +23970,7 @@
               </w:rPr>
               <w:t xml:space="preserve">$ vi </w:t>
             </w:r>
-            <w:hyperlink r:id="rId113" w:anchor="file-prepare_wallet_user1_org5-py" w:history="1">
+            <w:hyperlink r:id="rId114" w:anchor="file-prepare_wallet_user1_org5-py" w:history="1">
               <w:r>
                 <w:rPr>
                   <w:rStyle w:val="a7"/>
@@ -24210,7 +23999,7 @@
               </w:rPr>
               <w:t xml:space="preserve">$ vi </w:t>
             </w:r>
-            <w:hyperlink r:id="rId114" w:anchor="file-prepare_wallet_user1_org6-py" w:history="1">
+            <w:hyperlink r:id="rId115" w:anchor="file-prepare_wallet_user1_org6-py" w:history="1">
               <w:r>
                 <w:rPr>
                   <w:rStyle w:val="a7"/>
@@ -24239,7 +24028,7 @@
               </w:rPr>
               <w:t xml:space="preserve">$ vi </w:t>
             </w:r>
-            <w:hyperlink r:id="rId115" w:anchor="file-prepare_wallet_user1_org7-py" w:history="1">
+            <w:hyperlink r:id="rId116" w:anchor="file-prepare_wallet_user1_org7-py" w:history="1">
               <w:r>
                 <w:rPr>
                   <w:rStyle w:val="a7"/>
@@ -24268,7 +24057,7 @@
               </w:rPr>
               <w:t xml:space="preserve">$ vi </w:t>
             </w:r>
-            <w:hyperlink r:id="rId116" w:anchor="file-prepare_wallet_user1_org8-py" w:history="1">
+            <w:hyperlink r:id="rId117" w:anchor="file-prepare_wallet_user1_org8-py" w:history="1">
               <w:r>
                 <w:rPr>
                   <w:rStyle w:val="a7"/>
@@ -24297,7 +24086,7 @@
               </w:rPr>
               <w:t>$ ./</w:t>
             </w:r>
-            <w:hyperlink r:id="rId117" w:anchor="file-all-sh" w:history="1">
+            <w:hyperlink r:id="rId118" w:anchor="file-all-sh" w:history="1">
               <w:r>
                 <w:rPr>
                   <w:rStyle w:val="a7"/>
@@ -24354,7 +24143,7 @@
               </w:rPr>
               <w:t xml:space="preserve">$ vi </w:t>
             </w:r>
-            <w:hyperlink r:id="rId118" w:anchor="file-invoke-js" w:history="1">
+            <w:hyperlink r:id="rId119" w:anchor="file-invoke-js" w:history="1">
               <w:r>
                 <w:rPr>
                   <w:rStyle w:val="a7"/>
@@ -24383,7 +24172,7 @@
               </w:rPr>
               <w:t xml:space="preserve">$ vi </w:t>
             </w:r>
-            <w:hyperlink r:id="rId119" w:anchor="file-prepare_sdk_peer0_org1-sh" w:history="1">
+            <w:hyperlink r:id="rId120" w:anchor="file-prepare_sdk_peer0_org1-sh" w:history="1">
               <w:r>
                 <w:rPr>
                   <w:rStyle w:val="a7"/>
@@ -24412,7 +24201,7 @@
               </w:rPr>
               <w:t xml:space="preserve">$ vi </w:t>
             </w:r>
-            <w:hyperlink r:id="rId120" w:anchor="file-prepare_sdk_peer0_org2-sh" w:history="1">
+            <w:hyperlink r:id="rId121" w:anchor="file-prepare_sdk_peer0_org2-sh" w:history="1">
               <w:r>
                 <w:rPr>
                   <w:rStyle w:val="a7"/>
@@ -24459,7 +24248,7 @@
               </w:rPr>
               <w:t xml:space="preserve">$ vi </w:t>
             </w:r>
-            <w:hyperlink r:id="rId121" w:anchor="file-prepare_sdk_peer0_org3-sh" w:history="1">
+            <w:hyperlink r:id="rId122" w:anchor="file-prepare_sdk_peer0_org3-sh" w:history="1">
               <w:r>
                 <w:rPr>
                   <w:rStyle w:val="a7"/>
@@ -24506,7 +24295,7 @@
               </w:rPr>
               <w:t xml:space="preserve">$ vi </w:t>
             </w:r>
-            <w:hyperlink r:id="rId122" w:anchor="file-prepare_sdk_peer0_org4-sh" w:history="1">
+            <w:hyperlink r:id="rId123" w:anchor="file-prepare_sdk_peer0_org4-sh" w:history="1">
               <w:r>
                 <w:rPr>
                   <w:rStyle w:val="a7"/>
@@ -24553,7 +24342,7 @@
               </w:rPr>
               <w:t xml:space="preserve">$ vi </w:t>
             </w:r>
-            <w:hyperlink r:id="rId123" w:anchor="file-prepare_sdk_peer0_org5-sh" w:history="1">
+            <w:hyperlink r:id="rId124" w:anchor="file-prepare_sdk_peer0_org5-sh" w:history="1">
               <w:r>
                 <w:rPr>
                   <w:rStyle w:val="a7"/>
@@ -24600,7 +24389,7 @@
               </w:rPr>
               <w:t xml:space="preserve">$ vi </w:t>
             </w:r>
-            <w:hyperlink r:id="rId124" w:anchor="file-prepare_sdk_peer0_org6-sh" w:history="1">
+            <w:hyperlink r:id="rId125" w:anchor="file-prepare_sdk_peer0_org6-sh" w:history="1">
               <w:r>
                 <w:rPr>
                   <w:rStyle w:val="a7"/>
@@ -24647,7 +24436,7 @@
               </w:rPr>
               <w:t xml:space="preserve">$ vi </w:t>
             </w:r>
-            <w:hyperlink r:id="rId125" w:anchor="file-prepare_sdk_peer0_org7-sh" w:history="1">
+            <w:hyperlink r:id="rId126" w:anchor="file-prepare_sdk_peer0_org7-sh" w:history="1">
               <w:r>
                 <w:rPr>
                   <w:rStyle w:val="a7"/>
@@ -24694,7 +24483,7 @@
               </w:rPr>
               <w:t xml:space="preserve">$ vi </w:t>
             </w:r>
-            <w:hyperlink r:id="rId126" w:anchor="file-prepare_sdk_peer0_org8-sh" w:history="1">
+            <w:hyperlink r:id="rId127" w:anchor="file-prepare_sdk_peer0_org8-sh" w:history="1">
               <w:r>
                 <w:rPr>
                   <w:rStyle w:val="a7"/>
@@ -24741,7 +24530,7 @@
               </w:rPr>
               <w:t>$ ./</w:t>
             </w:r>
-            <w:hyperlink r:id="rId127" w:anchor="file-all-sh" w:history="1">
+            <w:hyperlink r:id="rId128" w:anchor="file-all-sh" w:history="1">
               <w:r>
                 <w:rPr>
                   <w:rStyle w:val="a7"/>
@@ -24828,7 +24617,7 @@
               <w:br/>
               <w:t xml:space="preserve">$ vi </w:t>
             </w:r>
-            <w:hyperlink r:id="rId128" w:anchor="file-package-json" w:tgtFrame="_blank" w:history="1">
+            <w:hyperlink r:id="rId129" w:anchor="file-package-json" w:tgtFrame="_blank" w:history="1">
               <w:r>
                 <w:rPr>
                   <w:rStyle w:val="a7"/>
@@ -24874,7 +24663,7 @@
               </w:rPr>
               <w:t>/fabric-samples/demo-first/workload/node_modules/fabric-network/lib/</w:t>
             </w:r>
-            <w:hyperlink r:id="rId129" w:anchor="file-transaction-js" w:tgtFrame="_blank" w:history="1">
+            <w:hyperlink r:id="rId130" w:anchor="file-transaction-js" w:tgtFrame="_blank" w:history="1">
               <w:r>
                 <w:rPr>
                   <w:rStyle w:val="a7"/>
@@ -25003,7 +24792,7 @@
               <w:br/>
               <w:t xml:space="preserve">$ python </w:t>
             </w:r>
-            <w:hyperlink r:id="rId130" w:anchor="file-prepare_wallet_user1_org1-py" w:tgtFrame="_blank" w:history="1">
+            <w:hyperlink r:id="rId131" w:anchor="file-prepare_wallet_user1_org1-py" w:tgtFrame="_blank" w:history="1">
               <w:r>
                 <w:rPr>
                   <w:rStyle w:val="a7"/>
@@ -25024,7 +24813,7 @@
               <w:br/>
               <w:t xml:space="preserve">$ python </w:t>
             </w:r>
-            <w:hyperlink r:id="rId131" w:anchor="file-prepare_wallet_user1_org2-py" w:tgtFrame="_blank" w:history="1">
+            <w:hyperlink r:id="rId132" w:anchor="file-prepare_wallet_user1_org2-py" w:tgtFrame="_blank" w:history="1">
               <w:r>
                 <w:rPr>
                   <w:rStyle w:val="a7"/>
@@ -26237,7 +26026,7 @@
               </w:rPr>
               <w:t>$ ./</w:t>
             </w:r>
-            <w:hyperlink r:id="rId132" w:anchor="file-scp-sh" w:history="1">
+            <w:hyperlink r:id="rId133" w:anchor="file-scp-sh" w:history="1">
               <w:r>
                 <w:rPr>
                   <w:rStyle w:val="a7"/>
@@ -26332,7 +26121,7 @@
               </w:rPr>
               <w:t>./</w:t>
             </w:r>
-            <w:hyperlink r:id="rId133" w:anchor="file-ssh-sh" w:history="1">
+            <w:hyperlink r:id="rId134" w:anchor="file-ssh-sh" w:history="1">
               <w:r>
                 <w:rPr>
                   <w:rStyle w:val="a7"/>
@@ -26378,7 +26167,7 @@
               <w:br/>
               <w:t xml:space="preserve">$ node </w:t>
             </w:r>
-            <w:hyperlink r:id="rId134" w:anchor="file-query-js" w:tgtFrame="_blank" w:history="1">
+            <w:hyperlink r:id="rId135" w:anchor="file-query-js" w:tgtFrame="_blank" w:history="1">
               <w:r>
                 <w:rPr>
                   <w:rStyle w:val="a7"/>
@@ -26395,7 +26184,7 @@
               <w:br/>
               <w:t xml:space="preserve">// $ node </w:t>
             </w:r>
-            <w:hyperlink r:id="rId135" w:anchor="file-invoke-js" w:tgtFrame="_blank" w:history="1">
+            <w:hyperlink r:id="rId136" w:anchor="file-invoke-js" w:tgtFrame="_blank" w:history="1">
               <w:r>
                 <w:rPr>
                   <w:rStyle w:val="a7"/>
@@ -26486,7 +26275,7 @@
               <w:br/>
               <w:t xml:space="preserve">$ python </w:t>
             </w:r>
-            <w:hyperlink r:id="rId136" w:anchor="file-readthroughput_p1-py" w:tgtFrame="_blank" w:history="1">
+            <w:hyperlink r:id="rId137" w:anchor="file-readthroughput_p1-py" w:tgtFrame="_blank" w:history="1">
               <w:r>
                 <w:rPr>
                   <w:rStyle w:val="a7"/>
@@ -26515,7 +26304,7 @@
               <w:br/>
               <w:t xml:space="preserve">$ python </w:t>
             </w:r>
-            <w:hyperlink r:id="rId137" w:anchor="file-readdelay_p1-py" w:tgtFrame="_blank" w:history="1">
+            <w:hyperlink r:id="rId138" w:anchor="file-readdelay_p1-py" w:tgtFrame="_blank" w:history="1">
               <w:r>
                 <w:rPr>
                   <w:rStyle w:val="a7"/>
@@ -26629,7 +26418,7 @@
               <w:br/>
               <w:t xml:space="preserve">$ python </w:t>
             </w:r>
-            <w:hyperlink r:id="rId138" w:anchor="file-readthroughput_p2-py" w:tgtFrame="_blank" w:history="1">
+            <w:hyperlink r:id="rId139" w:anchor="file-readthroughput_p2-py" w:tgtFrame="_blank" w:history="1">
               <w:r>
                 <w:rPr>
                   <w:rStyle w:val="a7"/>
@@ -26785,7 +26574,7 @@
               </w:rPr>
               <w:t xml:space="preserve"> </w:t>
             </w:r>
-            <w:hyperlink r:id="rId139" w:anchor="file-readthroughput_p3-py" w:tgtFrame="_blank" w:history="1">
+            <w:hyperlink r:id="rId140" w:anchor="file-readthroughput_p3-py" w:tgtFrame="_blank" w:history="1">
               <w:r>
                 <w:rPr>
                   <w:rStyle w:val="a7"/>
@@ -27004,7 +26793,7 @@
               <w:br/>
               <w:t>$ ./</w:t>
             </w:r>
-            <w:hyperlink r:id="rId140" w:anchor="file-clean-sh" w:tgtFrame="_blank" w:history="1">
+            <w:hyperlink r:id="rId141" w:anchor="file-clean-sh" w:tgtFrame="_blank" w:history="1">
               <w:r>
                 <w:rPr>
                   <w:rStyle w:val="a7"/>
@@ -27315,7 +27104,7 @@
             <w:r>
               <w:t xml:space="preserve">$ cp –r </w:t>
             </w:r>
-            <w:hyperlink r:id="rId141" w:history="1">
+            <w:hyperlink r:id="rId142" w:history="1">
               <w:r>
                 <w:rPr>
                   <w:rStyle w:val="a7"/>
